--- a/docs/architecture/TGP-ARC-02 Integration Architecture.docx
+++ b/docs/architecture/TGP-ARC-02 Integration Architecture.docx
@@ -401,7 +401,7 @@
                                 <w:bCs/>
                                 <w:color w:val="1D74BA"/>
                               </w:rPr>
-                              <w:t xml:space="preserve">07 October 2026</w:t>
+                              <w:t xml:space="preserve">08 October 2026</w:t>
                             </w:r>
                           </w:p>
                         </w:txbxContent>
@@ -3074,14 +3074,14 @@
     </w:p>
     <w:p>
       <w:pPr>
-        <w:pStyle w:val="TOC1"/>
+        <w:pStyle w:val="TOC2"/>
       </w:pPr>
       <w:hyperlink w:anchor="_Toc300000037" w:history="1">
         <w:r>
           <w:rPr>
             <w:noProof/>
           </w:rPr>
-          <w:t>13.</w:t>
+          <w:t>12.1.</w:t>
         </w:r>
         <w:r>
           <w:rPr>
@@ -3093,7 +3093,7 @@
           <w:rPr>
             <w:noProof/>
           </w:rPr>
-          <w:t xml:space="preserve">Data warehouse and outbound feeds</w:t>
+          <w:t xml:space="preserve">TASCO payment gateway</w:t>
         </w:r>
         <w:r>
           <w:rPr>
@@ -3148,7 +3148,7 @@
           <w:rPr>
             <w:noProof/>
           </w:rPr>
-          <w:t>14.</w:t>
+          <w:t>13.</w:t>
         </w:r>
         <w:r>
           <w:rPr>
@@ -3160,7 +3160,7 @@
           <w:rPr>
             <w:noProof/>
           </w:rPr>
-          <w:t xml:space="preserve">Identity integrations</w:t>
+          <w:t xml:space="preserve">Data warehouse and outbound feeds</w:t>
         </w:r>
         <w:r>
           <w:rPr>
@@ -3215,7 +3215,7 @@
           <w:rPr>
             <w:noProof/>
           </w:rPr>
-          <w:t>15.</w:t>
+          <w:t>14.</w:t>
         </w:r>
         <w:r>
           <w:rPr>
@@ -3227,7 +3227,7 @@
           <w:rPr>
             <w:noProof/>
           </w:rPr>
-          <w:t xml:space="preserve">Proposed service levels</w:t>
+          <w:t xml:space="preserve">Identity integrations</w:t>
         </w:r>
         <w:r>
           <w:rPr>
@@ -3282,7 +3282,7 @@
           <w:rPr>
             <w:noProof/>
           </w:rPr>
-          <w:t>16.</w:t>
+          <w:t>15.</w:t>
         </w:r>
         <w:r>
           <w:rPr>
@@ -3294,7 +3294,7 @@
           <w:rPr>
             <w:noProof/>
           </w:rPr>
-          <w:t xml:space="preserve">Integration testing</w:t>
+          <w:t xml:space="preserve">Proposed service levels</w:t>
         </w:r>
         <w:r>
           <w:rPr>
@@ -3329,7 +3329,7 @@
             <w:noProof/>
             <w:webHidden/>
           </w:rPr>
-          <w:t>32</w:t>
+          <w:t>31</w:t>
         </w:r>
         <w:r>
           <w:rPr>
@@ -3349,7 +3349,7 @@
           <w:rPr>
             <w:noProof/>
           </w:rPr>
-          <w:t>17.</w:t>
+          <w:t>16.</w:t>
         </w:r>
         <w:r>
           <w:rPr>
@@ -3361,7 +3361,7 @@
           <w:rPr>
             <w:noProof/>
           </w:rPr>
-          <w:t xml:space="preserve">Appendix</w:t>
+          <w:t xml:space="preserve">Integration testing</w:t>
         </w:r>
         <w:r>
           <w:rPr>
@@ -3409,14 +3409,14 @@
     </w:p>
     <w:p>
       <w:pPr>
-        <w:pStyle w:val="TOC2"/>
+        <w:pStyle w:val="TOC1"/>
       </w:pPr>
       <w:hyperlink w:anchor="_Toc300000042" w:history="1">
         <w:r>
           <w:rPr>
             <w:noProof/>
           </w:rPr>
-          <w:t>17.1.</w:t>
+          <w:t>17.</w:t>
         </w:r>
         <w:r>
           <w:rPr>
@@ -3428,7 +3428,7 @@
           <w:rPr>
             <w:noProof/>
           </w:rPr>
-          <w:t xml:space="preserve">Platform error codes</w:t>
+          <w:t xml:space="preserve">Appendix</w:t>
         </w:r>
         <w:r>
           <w:rPr>
@@ -3463,7 +3463,7 @@
             <w:noProof/>
             <w:webHidden/>
           </w:rPr>
-          <w:t>32</w:t>
+          <w:t>33</w:t>
         </w:r>
         <w:r>
           <w:rPr>
@@ -3483,6 +3483,73 @@
           <w:rPr>
             <w:noProof/>
           </w:rPr>
+          <w:t>17.1.</w:t>
+        </w:r>
+        <w:r>
+          <w:rPr>
+            <w:noProof/>
+          </w:rPr>
+          <w:tab/>
+        </w:r>
+        <w:r>
+          <w:rPr>
+            <w:noProof/>
+          </w:rPr>
+          <w:t xml:space="preserve">Platform error codes</w:t>
+        </w:r>
+        <w:r>
+          <w:rPr>
+            <w:noProof/>
+            <w:webHidden/>
+          </w:rPr>
+          <w:tab/>
+        </w:r>
+        <w:r>
+          <w:rPr>
+            <w:noProof/>
+            <w:webHidden/>
+          </w:rPr>
+          <w:fldChar w:fldCharType="begin"/>
+        </w:r>
+        <w:r>
+          <w:rPr>
+            <w:noProof/>
+            <w:webHidden/>
+          </w:rPr>
+          <w:instrText xml:space="preserve"> PAGEREF _Toc300000043 \h </w:instrText>
+        </w:r>
+        <w:r>
+          <w:rPr>
+            <w:noProof/>
+            <w:webHidden/>
+          </w:rPr>
+          <w:fldChar w:fldCharType="separate"/>
+        </w:r>
+        <w:r>
+          <w:rPr>
+            <w:noProof/>
+            <w:webHidden/>
+          </w:rPr>
+          <w:t>33</w:t>
+        </w:r>
+        <w:r>
+          <w:rPr>
+            <w:noProof/>
+            <w:webHidden/>
+          </w:rPr>
+          <w:fldChar w:fldCharType="end"/>
+        </w:r>
+      </w:hyperlink>
+    </w:p>
+    <w:p>
+      <w:pPr>
+        <w:pStyle w:val="TOC2"/>
+      </w:pPr>
+      <w:hyperlink w:anchor="_Toc300000044" w:history="1">
+        <w:r>
+          <w:rPr>
+            <w:noProof/>
+          </w:rPr>
           <w:t>17.2.</w:t>
         </w:r>
         <w:r>
@@ -3516,7 +3583,7 @@
             <w:noProof/>
             <w:webHidden/>
           </w:rPr>
-          <w:instrText xml:space="preserve"> PAGEREF _Toc300000043 \h </w:instrText>
+          <w:instrText xml:space="preserve"> PAGEREF _Toc300000044 \h </w:instrText>
         </w:r>
         <w:r>
           <w:rPr>
@@ -3545,7 +3612,7 @@
       <w:pPr>
         <w:pStyle w:val="TOC1"/>
       </w:pPr>
-      <w:hyperlink w:anchor="_Toc300000044" w:history="1">
+      <w:hyperlink w:anchor="_Toc300000045" w:history="1">
         <w:r>
           <w:rPr>
             <w:noProof/>
@@ -3583,7 +3650,7 @@
             <w:noProof/>
             <w:webHidden/>
           </w:rPr>
-          <w:instrText xml:space="preserve"> PAGEREF _Toc300000044 \h </w:instrText>
+          <w:instrText xml:space="preserve"> PAGEREF _Toc300000045 \h </w:instrText>
         </w:r>
         <w:r>
           <w:rPr>
@@ -3923,7 +3990,7 @@
                 <w:sz w:val="16"/>
                 <w:szCs w:val="16"/>
               </w:rPr>
-              <w:t xml:space="preserve">07/10/2026</w:t>
+              <w:t xml:space="preserve">08/10/2026</w:t>
             </w:r>
           </w:p>
         </w:tc>
@@ -4169,8 +4236,8 @@
         <w:tblLook w:val="04A0" w:firstRow="1" w:lastRow="0" w:firstColumn="0" w:lastColumn="0" w:noHBand="0" w:noVBand="1"/>
       </w:tblPr>
       <w:tblGrid>
-        <w:gridCol w:w="2122"/>
-        <w:gridCol w:w="6905"/>
+        <w:gridCol w:w="1565"/>
+        <w:gridCol w:w="7462"/>
       </w:tblGrid>
       <w:tr>
         <w:trPr>
@@ -4180,7 +4247,7 @@
         </w:trPr>
         <w:tc>
           <w:tcPr>
-            <w:tcW w:w="2122" w:type="dxa"/>
+            <w:tcW w:w="1565" w:type="dxa"/>
             <w:shd w:val="clear" w:color="auto" w:fill="0F4761"/>
             <w:vAlign w:val="center"/>
           </w:tcPr>
@@ -4211,7 +4278,7 @@
         </w:tc>
         <w:tc>
           <w:tcPr>
-            <w:tcW w:w="6905" w:type="dxa"/>
+            <w:tcW w:w="7462" w:type="dxa"/>
             <w:shd w:val="clear" w:color="auto" w:fill="0F4761"/>
             <w:vAlign w:val="center"/>
           </w:tcPr>
@@ -4248,7 +4315,7 @@
         </w:trPr>
         <w:tc>
           <w:tcPr>
-            <w:tcW w:w="2122" w:type="dxa"/>
+            <w:tcW w:w="1565" w:type="dxa"/>
             <w:vAlign w:val="top"/>
           </w:tcPr>
           <w:p>
@@ -4268,13 +4335,13 @@
                 <w:sz w:val="16"/>
                 <w:szCs w:val="16"/>
               </w:rPr>
-              <w:t xml:space="preserve">AI</w:t>
-            </w:r>
-          </w:p>
-        </w:tc>
-        <w:tc>
-          <w:tcPr>
-            <w:tcW w:w="6905" w:type="dxa"/>
+              <w:t xml:space="preserve">ADR</w:t>
+            </w:r>
+          </w:p>
+        </w:tc>
+        <w:tc>
+          <w:tcPr>
+            <w:tcW w:w="7462" w:type="dxa"/>
             <w:vAlign w:val="top"/>
           </w:tcPr>
           <w:p>
@@ -4294,7 +4361,7 @@
                 <w:sz w:val="16"/>
                 <w:szCs w:val="16"/>
               </w:rPr>
-              <w:t xml:space="preserve">Artificial intelligence</w:t>
+              <w:t xml:space="preserve">Architecture decision record</w:t>
             </w:r>
           </w:p>
         </w:tc>
@@ -4306,7 +4373,7 @@
         </w:trPr>
         <w:tc>
           <w:tcPr>
-            <w:tcW w:w="2122" w:type="dxa"/>
+            <w:tcW w:w="1565" w:type="dxa"/>
             <w:vAlign w:val="top"/>
           </w:tcPr>
           <w:p>
@@ -4326,13 +4393,13 @@
                 <w:sz w:val="16"/>
                 <w:szCs w:val="16"/>
               </w:rPr>
-              <w:t xml:space="preserve">API</w:t>
-            </w:r>
-          </w:p>
-        </w:tc>
-        <w:tc>
-          <w:tcPr>
-            <w:tcW w:w="6905" w:type="dxa"/>
+              <w:t xml:space="preserve">AI</w:t>
+            </w:r>
+          </w:p>
+        </w:tc>
+        <w:tc>
+          <w:tcPr>
+            <w:tcW w:w="7462" w:type="dxa"/>
             <w:vAlign w:val="top"/>
           </w:tcPr>
           <w:p>
@@ -4352,7 +4419,7 @@
                 <w:sz w:val="16"/>
                 <w:szCs w:val="16"/>
               </w:rPr>
-              <w:t xml:space="preserve">Application programming interface</w:t>
+              <w:t xml:space="preserve">Artificial intelligence</w:t>
             </w:r>
           </w:p>
         </w:tc>
@@ -4364,7 +4431,7 @@
         </w:trPr>
         <w:tc>
           <w:tcPr>
-            <w:tcW w:w="2122" w:type="dxa"/>
+            <w:tcW w:w="1565" w:type="dxa"/>
             <w:vAlign w:val="top"/>
           </w:tcPr>
           <w:p>
@@ -4384,13 +4451,13 @@
                 <w:sz w:val="16"/>
                 <w:szCs w:val="16"/>
               </w:rPr>
-              <w:t xml:space="preserve">B2B</w:t>
-            </w:r>
-          </w:p>
-        </w:tc>
-        <w:tc>
-          <w:tcPr>
-            <w:tcW w:w="6905" w:type="dxa"/>
+              <w:t xml:space="preserve">API</w:t>
+            </w:r>
+          </w:p>
+        </w:tc>
+        <w:tc>
+          <w:tcPr>
+            <w:tcW w:w="7462" w:type="dxa"/>
             <w:vAlign w:val="top"/>
           </w:tcPr>
           <w:p>
@@ -4410,7 +4477,7 @@
                 <w:sz w:val="16"/>
                 <w:szCs w:val="16"/>
               </w:rPr>
-              <w:t xml:space="preserve">Business to business</w:t>
+              <w:t xml:space="preserve">Application programming interface</w:t>
             </w:r>
           </w:p>
         </w:tc>
@@ -4422,7 +4489,7 @@
         </w:trPr>
         <w:tc>
           <w:tcPr>
-            <w:tcW w:w="2122" w:type="dxa"/>
+            <w:tcW w:w="1565" w:type="dxa"/>
             <w:vAlign w:val="top"/>
           </w:tcPr>
           <w:p>
@@ -4442,13 +4509,13 @@
                 <w:sz w:val="16"/>
                 <w:szCs w:val="16"/>
               </w:rPr>
-              <w:t xml:space="preserve">CDC</w:t>
-            </w:r>
-          </w:p>
-        </w:tc>
-        <w:tc>
-          <w:tcPr>
-            <w:tcW w:w="6905" w:type="dxa"/>
+              <w:t xml:space="preserve">B2B</w:t>
+            </w:r>
+          </w:p>
+        </w:tc>
+        <w:tc>
+          <w:tcPr>
+            <w:tcW w:w="7462" w:type="dxa"/>
             <w:vAlign w:val="top"/>
           </w:tcPr>
           <w:p>
@@ -4468,7 +4535,7 @@
                 <w:sz w:val="16"/>
                 <w:szCs w:val="16"/>
               </w:rPr>
-              <w:t xml:space="preserve">Change data capture</w:t>
+              <w:t xml:space="preserve">Business to business</w:t>
             </w:r>
           </w:p>
         </w:tc>
@@ -4480,7 +4547,7 @@
         </w:trPr>
         <w:tc>
           <w:tcPr>
-            <w:tcW w:w="2122" w:type="dxa"/>
+            <w:tcW w:w="1565" w:type="dxa"/>
             <w:vAlign w:val="top"/>
           </w:tcPr>
           <w:p>
@@ -4500,13 +4567,13 @@
                 <w:sz w:val="16"/>
                 <w:szCs w:val="16"/>
               </w:rPr>
-              <w:t xml:space="preserve">CI</w:t>
-            </w:r>
-          </w:p>
-        </w:tc>
-        <w:tc>
-          <w:tcPr>
-            <w:tcW w:w="6905" w:type="dxa"/>
+              <w:t xml:space="preserve">CDC</w:t>
+            </w:r>
+          </w:p>
+        </w:tc>
+        <w:tc>
+          <w:tcPr>
+            <w:tcW w:w="7462" w:type="dxa"/>
             <w:vAlign w:val="top"/>
           </w:tcPr>
           <w:p>
@@ -4526,7 +4593,7 @@
                 <w:sz w:val="16"/>
                 <w:szCs w:val="16"/>
               </w:rPr>
-              <w:t xml:space="preserve">Continuous integration</w:t>
+              <w:t xml:space="preserve">Change data capture</w:t>
             </w:r>
           </w:p>
         </w:tc>
@@ -4538,7 +4605,7 @@
         </w:trPr>
         <w:tc>
           <w:tcPr>
-            <w:tcW w:w="2122" w:type="dxa"/>
+            <w:tcW w:w="1565" w:type="dxa"/>
             <w:vAlign w:val="top"/>
           </w:tcPr>
           <w:p>
@@ -4558,13 +4625,13 @@
                 <w:sz w:val="16"/>
                 <w:szCs w:val="16"/>
               </w:rPr>
-              <w:t xml:space="preserve">CSV</w:t>
-            </w:r>
-          </w:p>
-        </w:tc>
-        <w:tc>
-          <w:tcPr>
-            <w:tcW w:w="6905" w:type="dxa"/>
+              <w:t xml:space="preserve">CI</w:t>
+            </w:r>
+          </w:p>
+        </w:tc>
+        <w:tc>
+          <w:tcPr>
+            <w:tcW w:w="7462" w:type="dxa"/>
             <w:vAlign w:val="top"/>
           </w:tcPr>
           <w:p>
@@ -4584,7 +4651,7 @@
                 <w:sz w:val="16"/>
                 <w:szCs w:val="16"/>
               </w:rPr>
-              <w:t xml:space="preserve">Comma-separated values</w:t>
+              <w:t xml:space="preserve">Continuous integration</w:t>
             </w:r>
           </w:p>
         </w:tc>
@@ -4596,7 +4663,7 @@
         </w:trPr>
         <w:tc>
           <w:tcPr>
-            <w:tcW w:w="2122" w:type="dxa"/>
+            <w:tcW w:w="1565" w:type="dxa"/>
             <w:vAlign w:val="top"/>
           </w:tcPr>
           <w:p>
@@ -4616,13 +4683,13 @@
                 <w:sz w:val="16"/>
                 <w:szCs w:val="16"/>
               </w:rPr>
-              <w:t xml:space="preserve">CTI</w:t>
-            </w:r>
-          </w:p>
-        </w:tc>
-        <w:tc>
-          <w:tcPr>
-            <w:tcW w:w="6905" w:type="dxa"/>
+              <w:t xml:space="preserve">CSV</w:t>
+            </w:r>
+          </w:p>
+        </w:tc>
+        <w:tc>
+          <w:tcPr>
+            <w:tcW w:w="7462" w:type="dxa"/>
             <w:vAlign w:val="top"/>
           </w:tcPr>
           <w:p>
@@ -4642,7 +4709,7 @@
                 <w:sz w:val="16"/>
                 <w:szCs w:val="16"/>
               </w:rPr>
-              <w:t xml:space="preserve">Computer telephony integration</w:t>
+              <w:t xml:space="preserve">Comma-separated values</w:t>
             </w:r>
           </w:p>
         </w:tc>
@@ -4654,7 +4721,7 @@
         </w:trPr>
         <w:tc>
           <w:tcPr>
-            <w:tcW w:w="2122" w:type="dxa"/>
+            <w:tcW w:w="1565" w:type="dxa"/>
             <w:vAlign w:val="top"/>
           </w:tcPr>
           <w:p>
@@ -4674,13 +4741,13 @@
                 <w:sz w:val="16"/>
                 <w:szCs w:val="16"/>
               </w:rPr>
-              <w:t xml:space="preserve">DPA</w:t>
-            </w:r>
-          </w:p>
-        </w:tc>
-        <w:tc>
-          <w:tcPr>
-            <w:tcW w:w="6905" w:type="dxa"/>
+              <w:t xml:space="preserve">CTI</w:t>
+            </w:r>
+          </w:p>
+        </w:tc>
+        <w:tc>
+          <w:tcPr>
+            <w:tcW w:w="7462" w:type="dxa"/>
             <w:vAlign w:val="top"/>
           </w:tcPr>
           <w:p>
@@ -4700,7 +4767,7 @@
                 <w:sz w:val="16"/>
                 <w:szCs w:val="16"/>
               </w:rPr>
-              <w:t xml:space="preserve">Data processing agreement</w:t>
+              <w:t xml:space="preserve">Computer telephony integration</w:t>
             </w:r>
           </w:p>
         </w:tc>
@@ -4712,7 +4779,7 @@
         </w:trPr>
         <w:tc>
           <w:tcPr>
-            <w:tcW w:w="2122" w:type="dxa"/>
+            <w:tcW w:w="1565" w:type="dxa"/>
             <w:vAlign w:val="top"/>
           </w:tcPr>
           <w:p>
@@ -4732,13 +4799,13 @@
                 <w:sz w:val="16"/>
                 <w:szCs w:val="16"/>
               </w:rPr>
-              <w:t xml:space="preserve">DSAR</w:t>
-            </w:r>
-          </w:p>
-        </w:tc>
-        <w:tc>
-          <w:tcPr>
-            <w:tcW w:w="6905" w:type="dxa"/>
+              <w:t xml:space="preserve">DPA</w:t>
+            </w:r>
+          </w:p>
+        </w:tc>
+        <w:tc>
+          <w:tcPr>
+            <w:tcW w:w="7462" w:type="dxa"/>
             <w:vAlign w:val="top"/>
           </w:tcPr>
           <w:p>
@@ -4758,7 +4825,7 @@
                 <w:sz w:val="16"/>
                 <w:szCs w:val="16"/>
               </w:rPr>
-              <w:t xml:space="preserve">Data subject access request</w:t>
+              <w:t xml:space="preserve">Data processing agreement</w:t>
             </w:r>
           </w:p>
         </w:tc>
@@ -4770,7 +4837,7 @@
         </w:trPr>
         <w:tc>
           <w:tcPr>
-            <w:tcW w:w="2122" w:type="dxa"/>
+            <w:tcW w:w="1565" w:type="dxa"/>
             <w:vAlign w:val="top"/>
           </w:tcPr>
           <w:p>
@@ -4790,13 +4857,13 @@
                 <w:sz w:val="16"/>
                 <w:szCs w:val="16"/>
               </w:rPr>
-              <w:t xml:space="preserve">DWH</w:t>
-            </w:r>
-          </w:p>
-        </w:tc>
-        <w:tc>
-          <w:tcPr>
-            <w:tcW w:w="6905" w:type="dxa"/>
+              <w:t xml:space="preserve">DSAR</w:t>
+            </w:r>
+          </w:p>
+        </w:tc>
+        <w:tc>
+          <w:tcPr>
+            <w:tcW w:w="7462" w:type="dxa"/>
             <w:vAlign w:val="top"/>
           </w:tcPr>
           <w:p>
@@ -4816,7 +4883,7 @@
                 <w:sz w:val="16"/>
                 <w:szCs w:val="16"/>
               </w:rPr>
-              <w:t xml:space="preserve">Data warehouse</w:t>
+              <w:t xml:space="preserve">Data subject access request</w:t>
             </w:r>
           </w:p>
         </w:tc>
@@ -4828,7 +4895,7 @@
         </w:trPr>
         <w:tc>
           <w:tcPr>
-            <w:tcW w:w="2122" w:type="dxa"/>
+            <w:tcW w:w="1565" w:type="dxa"/>
             <w:vAlign w:val="top"/>
           </w:tcPr>
           <w:p>
@@ -4848,13 +4915,13 @@
                 <w:sz w:val="16"/>
                 <w:szCs w:val="16"/>
               </w:rPr>
-              <w:t xml:space="preserve">HMAC</w:t>
-            </w:r>
-          </w:p>
-        </w:tc>
-        <w:tc>
-          <w:tcPr>
-            <w:tcW w:w="6905" w:type="dxa"/>
+              <w:t xml:space="preserve">DWH</w:t>
+            </w:r>
+          </w:p>
+        </w:tc>
+        <w:tc>
+          <w:tcPr>
+            <w:tcW w:w="7462" w:type="dxa"/>
             <w:vAlign w:val="top"/>
           </w:tcPr>
           <w:p>
@@ -4874,7 +4941,7 @@
                 <w:sz w:val="16"/>
                 <w:szCs w:val="16"/>
               </w:rPr>
-              <w:t xml:space="preserve">Hash-based message authentication code</w:t>
+              <w:t xml:space="preserve">Data warehouse</w:t>
             </w:r>
           </w:p>
         </w:tc>
@@ -4886,7 +4953,7 @@
         </w:trPr>
         <w:tc>
           <w:tcPr>
-            <w:tcW w:w="2122" w:type="dxa"/>
+            <w:tcW w:w="1565" w:type="dxa"/>
             <w:vAlign w:val="top"/>
           </w:tcPr>
           <w:p>
@@ -4906,13 +4973,13 @@
                 <w:sz w:val="16"/>
                 <w:szCs w:val="16"/>
               </w:rPr>
-              <w:t xml:space="preserve">HTTP</w:t>
-            </w:r>
-          </w:p>
-        </w:tc>
-        <w:tc>
-          <w:tcPr>
-            <w:tcW w:w="6905" w:type="dxa"/>
+              <w:t xml:space="preserve">HMAC</w:t>
+            </w:r>
+          </w:p>
+        </w:tc>
+        <w:tc>
+          <w:tcPr>
+            <w:tcW w:w="7462" w:type="dxa"/>
             <w:vAlign w:val="top"/>
           </w:tcPr>
           <w:p>
@@ -4932,7 +4999,7 @@
                 <w:sz w:val="16"/>
                 <w:szCs w:val="16"/>
               </w:rPr>
-              <w:t xml:space="preserve">Hypertext Transfer Protocol</w:t>
+              <w:t xml:space="preserve">Hash-based message authentication code</w:t>
             </w:r>
           </w:p>
         </w:tc>
@@ -4944,7 +5011,7 @@
         </w:trPr>
         <w:tc>
           <w:tcPr>
-            <w:tcW w:w="2122" w:type="dxa"/>
+            <w:tcW w:w="1565" w:type="dxa"/>
             <w:vAlign w:val="top"/>
           </w:tcPr>
           <w:p>
@@ -4964,13 +5031,13 @@
                 <w:sz w:val="16"/>
                 <w:szCs w:val="16"/>
               </w:rPr>
-              <w:t xml:space="preserve">HTTPS</w:t>
-            </w:r>
-          </w:p>
-        </w:tc>
-        <w:tc>
-          <w:tcPr>
-            <w:tcW w:w="6905" w:type="dxa"/>
+              <w:t xml:space="preserve">HTTP</w:t>
+            </w:r>
+          </w:p>
+        </w:tc>
+        <w:tc>
+          <w:tcPr>
+            <w:tcW w:w="7462" w:type="dxa"/>
             <w:vAlign w:val="top"/>
           </w:tcPr>
           <w:p>
@@ -4990,7 +5057,7 @@
                 <w:sz w:val="16"/>
                 <w:szCs w:val="16"/>
               </w:rPr>
-              <w:t xml:space="preserve">Hypertext Transfer Protocol Secure</w:t>
+              <w:t xml:space="preserve">Hypertext Transfer Protocol</w:t>
             </w:r>
           </w:p>
         </w:tc>
@@ -5002,7 +5069,7 @@
         </w:trPr>
         <w:tc>
           <w:tcPr>
-            <w:tcW w:w="2122" w:type="dxa"/>
+            <w:tcW w:w="1565" w:type="dxa"/>
             <w:vAlign w:val="top"/>
           </w:tcPr>
           <w:p>
@@ -5022,13 +5089,13 @@
                 <w:sz w:val="16"/>
                 <w:szCs w:val="16"/>
               </w:rPr>
-              <w:t xml:space="preserve">ICT</w:t>
-            </w:r>
-          </w:p>
-        </w:tc>
-        <w:tc>
-          <w:tcPr>
-            <w:tcW w:w="6905" w:type="dxa"/>
+              <w:t xml:space="preserve">HTTPS</w:t>
+            </w:r>
+          </w:p>
+        </w:tc>
+        <w:tc>
+          <w:tcPr>
+            <w:tcW w:w="7462" w:type="dxa"/>
             <w:vAlign w:val="top"/>
           </w:tcPr>
           <w:p>
@@ -5048,7 +5115,7 @@
                 <w:sz w:val="16"/>
                 <w:szCs w:val="16"/>
               </w:rPr>
-              <w:t xml:space="preserve">Indochina Time (UTC+7)</w:t>
+              <w:t xml:space="preserve">Hypertext Transfer Protocol Secure</w:t>
             </w:r>
           </w:p>
         </w:tc>
@@ -5060,7 +5127,7 @@
         </w:trPr>
         <w:tc>
           <w:tcPr>
-            <w:tcW w:w="2122" w:type="dxa"/>
+            <w:tcW w:w="1565" w:type="dxa"/>
             <w:vAlign w:val="top"/>
           </w:tcPr>
           <w:p>
@@ -5080,13 +5147,13 @@
                 <w:sz w:val="16"/>
                 <w:szCs w:val="16"/>
               </w:rPr>
-              <w:t xml:space="preserve">IP</w:t>
-            </w:r>
-          </w:p>
-        </w:tc>
-        <w:tc>
-          <w:tcPr>
-            <w:tcW w:w="6905" w:type="dxa"/>
+              <w:t xml:space="preserve">ICT</w:t>
+            </w:r>
+          </w:p>
+        </w:tc>
+        <w:tc>
+          <w:tcPr>
+            <w:tcW w:w="7462" w:type="dxa"/>
             <w:vAlign w:val="top"/>
           </w:tcPr>
           <w:p>
@@ -5106,7 +5173,7 @@
                 <w:sz w:val="16"/>
                 <w:szCs w:val="16"/>
               </w:rPr>
-              <w:t xml:space="preserve">Internet Protocol</w:t>
+              <w:t xml:space="preserve">Indochina Time (UTC+7)</w:t>
             </w:r>
           </w:p>
         </w:tc>
@@ -5118,7 +5185,7 @@
         </w:trPr>
         <w:tc>
           <w:tcPr>
-            <w:tcW w:w="2122" w:type="dxa"/>
+            <w:tcW w:w="1565" w:type="dxa"/>
             <w:vAlign w:val="top"/>
           </w:tcPr>
           <w:p>
@@ -5138,13 +5205,13 @@
                 <w:sz w:val="16"/>
                 <w:szCs w:val="16"/>
               </w:rPr>
-              <w:t xml:space="preserve">IT</w:t>
-            </w:r>
-          </w:p>
-        </w:tc>
-        <w:tc>
-          <w:tcPr>
-            <w:tcW w:w="6905" w:type="dxa"/>
+              <w:t xml:space="preserve">IP</w:t>
+            </w:r>
+          </w:p>
+        </w:tc>
+        <w:tc>
+          <w:tcPr>
+            <w:tcW w:w="7462" w:type="dxa"/>
             <w:vAlign w:val="top"/>
           </w:tcPr>
           <w:p>
@@ -5164,7 +5231,7 @@
                 <w:sz w:val="16"/>
                 <w:szCs w:val="16"/>
               </w:rPr>
-              <w:t xml:space="preserve">Information technology</w:t>
+              <w:t xml:space="preserve">Internet Protocol</w:t>
             </w:r>
           </w:p>
         </w:tc>
@@ -5176,7 +5243,7 @@
         </w:trPr>
         <w:tc>
           <w:tcPr>
-            <w:tcW w:w="2122" w:type="dxa"/>
+            <w:tcW w:w="1565" w:type="dxa"/>
             <w:vAlign w:val="top"/>
           </w:tcPr>
           <w:p>
@@ -5196,13 +5263,13 @@
                 <w:sz w:val="16"/>
                 <w:szCs w:val="16"/>
               </w:rPr>
-              <w:t xml:space="preserve">MFA</w:t>
-            </w:r>
-          </w:p>
-        </w:tc>
-        <w:tc>
-          <w:tcPr>
-            <w:tcW w:w="6905" w:type="dxa"/>
+              <w:t xml:space="preserve">IT</w:t>
+            </w:r>
+          </w:p>
+        </w:tc>
+        <w:tc>
+          <w:tcPr>
+            <w:tcW w:w="7462" w:type="dxa"/>
             <w:vAlign w:val="top"/>
           </w:tcPr>
           <w:p>
@@ -5222,7 +5289,7 @@
                 <w:sz w:val="16"/>
                 <w:szCs w:val="16"/>
               </w:rPr>
-              <w:t xml:space="preserve">Multi-factor authentication</w:t>
+              <w:t xml:space="preserve">Information technology</w:t>
             </w:r>
           </w:p>
         </w:tc>
@@ -5234,7 +5301,7 @@
         </w:trPr>
         <w:tc>
           <w:tcPr>
-            <w:tcW w:w="2122" w:type="dxa"/>
+            <w:tcW w:w="1565" w:type="dxa"/>
             <w:vAlign w:val="top"/>
           </w:tcPr>
           <w:p>
@@ -5254,13 +5321,13 @@
                 <w:sz w:val="16"/>
                 <w:szCs w:val="16"/>
               </w:rPr>
-              <w:t xml:space="preserve">MVP</w:t>
-            </w:r>
-          </w:p>
-        </w:tc>
-        <w:tc>
-          <w:tcPr>
-            <w:tcW w:w="6905" w:type="dxa"/>
+              <w:t xml:space="preserve">MFA</w:t>
+            </w:r>
+          </w:p>
+        </w:tc>
+        <w:tc>
+          <w:tcPr>
+            <w:tcW w:w="7462" w:type="dxa"/>
             <w:vAlign w:val="top"/>
           </w:tcPr>
           <w:p>
@@ -5280,7 +5347,7 @@
                 <w:sz w:val="16"/>
                 <w:szCs w:val="16"/>
               </w:rPr>
-              <w:t xml:space="preserve">Minimum viable product</w:t>
+              <w:t xml:space="preserve">Multi-factor authentication</w:t>
             </w:r>
           </w:p>
         </w:tc>
@@ -5292,7 +5359,7 @@
         </w:trPr>
         <w:tc>
           <w:tcPr>
-            <w:tcW w:w="2122" w:type="dxa"/>
+            <w:tcW w:w="1565" w:type="dxa"/>
             <w:vAlign w:val="top"/>
           </w:tcPr>
           <w:p>
@@ -5312,13 +5379,13 @@
                 <w:sz w:val="16"/>
                 <w:szCs w:val="16"/>
               </w:rPr>
-              <w:t xml:space="preserve">OIDC</w:t>
-            </w:r>
-          </w:p>
-        </w:tc>
-        <w:tc>
-          <w:tcPr>
-            <w:tcW w:w="6905" w:type="dxa"/>
+              <w:t xml:space="preserve">MVP</w:t>
+            </w:r>
+          </w:p>
+        </w:tc>
+        <w:tc>
+          <w:tcPr>
+            <w:tcW w:w="7462" w:type="dxa"/>
             <w:vAlign w:val="top"/>
           </w:tcPr>
           <w:p>
@@ -5338,7 +5405,7 @@
                 <w:sz w:val="16"/>
                 <w:szCs w:val="16"/>
               </w:rPr>
-              <w:t xml:space="preserve">OpenID Connect</w:t>
+              <w:t xml:space="preserve">Minimum viable product</w:t>
             </w:r>
           </w:p>
         </w:tc>
@@ -5350,7 +5417,7 @@
         </w:trPr>
         <w:tc>
           <w:tcPr>
-            <w:tcW w:w="2122" w:type="dxa"/>
+            <w:tcW w:w="1565" w:type="dxa"/>
             <w:vAlign w:val="top"/>
           </w:tcPr>
           <w:p>
@@ -5370,13 +5437,13 @@
                 <w:sz w:val="16"/>
                 <w:szCs w:val="16"/>
               </w:rPr>
-              <w:t xml:space="preserve">PIN</w:t>
-            </w:r>
-          </w:p>
-        </w:tc>
-        <w:tc>
-          <w:tcPr>
-            <w:tcW w:w="6905" w:type="dxa"/>
+              <w:t xml:space="preserve">OA</w:t>
+            </w:r>
+          </w:p>
+        </w:tc>
+        <w:tc>
+          <w:tcPr>
+            <w:tcW w:w="7462" w:type="dxa"/>
             <w:vAlign w:val="top"/>
           </w:tcPr>
           <w:p>
@@ -5396,7 +5463,7 @@
                 <w:sz w:val="16"/>
                 <w:szCs w:val="16"/>
               </w:rPr>
-              <w:t xml:space="preserve">Personal identification number</w:t>
+              <w:t xml:space="preserve">Official Account (Zalo)</w:t>
             </w:r>
           </w:p>
         </w:tc>
@@ -5408,7 +5475,7 @@
         </w:trPr>
         <w:tc>
           <w:tcPr>
-            <w:tcW w:w="2122" w:type="dxa"/>
+            <w:tcW w:w="1565" w:type="dxa"/>
             <w:vAlign w:val="top"/>
           </w:tcPr>
           <w:p>
@@ -5428,13 +5495,13 @@
                 <w:sz w:val="16"/>
                 <w:szCs w:val="16"/>
               </w:rPr>
-              <w:t xml:space="preserve">PKCE</w:t>
-            </w:r>
-          </w:p>
-        </w:tc>
-        <w:tc>
-          <w:tcPr>
-            <w:tcW w:w="6905" w:type="dxa"/>
+              <w:t xml:space="preserve">OIDC</w:t>
+            </w:r>
+          </w:p>
+        </w:tc>
+        <w:tc>
+          <w:tcPr>
+            <w:tcW w:w="7462" w:type="dxa"/>
             <w:vAlign w:val="top"/>
           </w:tcPr>
           <w:p>
@@ -5454,7 +5521,7 @@
                 <w:sz w:val="16"/>
                 <w:szCs w:val="16"/>
               </w:rPr>
-              <w:t xml:space="preserve">Proof Key for Code Exchange</w:t>
+              <w:t xml:space="preserve">OpenID Connect</w:t>
             </w:r>
           </w:p>
         </w:tc>
@@ -5466,7 +5533,7 @@
         </w:trPr>
         <w:tc>
           <w:tcPr>
-            <w:tcW w:w="2122" w:type="dxa"/>
+            <w:tcW w:w="1565" w:type="dxa"/>
             <w:vAlign w:val="top"/>
           </w:tcPr>
           <w:p>
@@ -5486,13 +5553,13 @@
                 <w:sz w:val="16"/>
                 <w:szCs w:val="16"/>
               </w:rPr>
-              <w:t xml:space="preserve">QR</w:t>
-            </w:r>
-          </w:p>
-        </w:tc>
-        <w:tc>
-          <w:tcPr>
-            <w:tcW w:w="6905" w:type="dxa"/>
+              <w:t xml:space="preserve">PGP</w:t>
+            </w:r>
+          </w:p>
+        </w:tc>
+        <w:tc>
+          <w:tcPr>
+            <w:tcW w:w="7462" w:type="dxa"/>
             <w:vAlign w:val="top"/>
           </w:tcPr>
           <w:p>
@@ -5512,7 +5579,7 @@
                 <w:sz w:val="16"/>
                 <w:szCs w:val="16"/>
               </w:rPr>
-              <w:t xml:space="preserve">Quick response (code)</w:t>
+              <w:t xml:space="preserve">Pretty Good Privacy (file encryption)</w:t>
             </w:r>
           </w:p>
         </w:tc>
@@ -5524,7 +5591,7 @@
         </w:trPr>
         <w:tc>
           <w:tcPr>
-            <w:tcW w:w="2122" w:type="dxa"/>
+            <w:tcW w:w="1565" w:type="dxa"/>
             <w:vAlign w:val="top"/>
           </w:tcPr>
           <w:p>
@@ -5544,13 +5611,13 @@
                 <w:sz w:val="16"/>
                 <w:szCs w:val="16"/>
               </w:rPr>
-              <w:t xml:space="preserve">REST</w:t>
-            </w:r>
-          </w:p>
-        </w:tc>
-        <w:tc>
-          <w:tcPr>
-            <w:tcW w:w="6905" w:type="dxa"/>
+              <w:t xml:space="preserve">PIN</w:t>
+            </w:r>
+          </w:p>
+        </w:tc>
+        <w:tc>
+          <w:tcPr>
+            <w:tcW w:w="7462" w:type="dxa"/>
             <w:vAlign w:val="top"/>
           </w:tcPr>
           <w:p>
@@ -5570,7 +5637,7 @@
                 <w:sz w:val="16"/>
                 <w:szCs w:val="16"/>
               </w:rPr>
-              <w:t xml:space="preserve">Representational state transfer</w:t>
+              <w:t xml:space="preserve">Personal identification number</w:t>
             </w:r>
           </w:p>
         </w:tc>
@@ -5582,7 +5649,7 @@
         </w:trPr>
         <w:tc>
           <w:tcPr>
-            <w:tcW w:w="2122" w:type="dxa"/>
+            <w:tcW w:w="1565" w:type="dxa"/>
             <w:vAlign w:val="top"/>
           </w:tcPr>
           <w:p>
@@ -5602,13 +5669,13 @@
                 <w:sz w:val="16"/>
                 <w:szCs w:val="16"/>
               </w:rPr>
-              <w:t xml:space="preserve">SIP</w:t>
-            </w:r>
-          </w:p>
-        </w:tc>
-        <w:tc>
-          <w:tcPr>
-            <w:tcW w:w="6905" w:type="dxa"/>
+              <w:t xml:space="preserve">PKCE</w:t>
+            </w:r>
+          </w:p>
+        </w:tc>
+        <w:tc>
+          <w:tcPr>
+            <w:tcW w:w="7462" w:type="dxa"/>
             <w:vAlign w:val="top"/>
           </w:tcPr>
           <w:p>
@@ -5628,7 +5695,7 @@
                 <w:sz w:val="16"/>
                 <w:szCs w:val="16"/>
               </w:rPr>
-              <w:t xml:space="preserve">Session Initiation Protocol</w:t>
+              <w:t xml:space="preserve">Proof Key for Code Exchange</w:t>
             </w:r>
           </w:p>
         </w:tc>
@@ -5640,7 +5707,7 @@
         </w:trPr>
         <w:tc>
           <w:tcPr>
-            <w:tcW w:w="2122" w:type="dxa"/>
+            <w:tcW w:w="1565" w:type="dxa"/>
             <w:vAlign w:val="top"/>
           </w:tcPr>
           <w:p>
@@ -5660,13 +5727,13 @@
                 <w:sz w:val="16"/>
                 <w:szCs w:val="16"/>
               </w:rPr>
-              <w:t xml:space="preserve">SIT</w:t>
-            </w:r>
-          </w:p>
-        </w:tc>
-        <w:tc>
-          <w:tcPr>
-            <w:tcW w:w="6905" w:type="dxa"/>
+              <w:t xml:space="preserve">QR</w:t>
+            </w:r>
+          </w:p>
+        </w:tc>
+        <w:tc>
+          <w:tcPr>
+            <w:tcW w:w="7462" w:type="dxa"/>
             <w:vAlign w:val="top"/>
           </w:tcPr>
           <w:p>
@@ -5686,7 +5753,7 @@
                 <w:sz w:val="16"/>
                 <w:szCs w:val="16"/>
               </w:rPr>
-              <w:t xml:space="preserve">System integration testing</w:t>
+              <w:t xml:space="preserve">Quick response (code)</w:t>
             </w:r>
           </w:p>
         </w:tc>
@@ -5698,7 +5765,7 @@
         </w:trPr>
         <w:tc>
           <w:tcPr>
-            <w:tcW w:w="2122" w:type="dxa"/>
+            <w:tcW w:w="1565" w:type="dxa"/>
             <w:vAlign w:val="top"/>
           </w:tcPr>
           <w:p>
@@ -5718,13 +5785,13 @@
                 <w:sz w:val="16"/>
                 <w:szCs w:val="16"/>
               </w:rPr>
-              <w:t xml:space="preserve">SMS</w:t>
-            </w:r>
-          </w:p>
-        </w:tc>
-        <w:tc>
-          <w:tcPr>
-            <w:tcW w:w="6905" w:type="dxa"/>
+              <w:t xml:space="preserve">REST</w:t>
+            </w:r>
+          </w:p>
+        </w:tc>
+        <w:tc>
+          <w:tcPr>
+            <w:tcW w:w="7462" w:type="dxa"/>
             <w:vAlign w:val="top"/>
           </w:tcPr>
           <w:p>
@@ -5744,7 +5811,7 @@
                 <w:sz w:val="16"/>
                 <w:szCs w:val="16"/>
               </w:rPr>
-              <w:t xml:space="preserve">Short message service</w:t>
+              <w:t xml:space="preserve">Representational state transfer</w:t>
             </w:r>
           </w:p>
         </w:tc>
@@ -5756,7 +5823,7 @@
         </w:trPr>
         <w:tc>
           <w:tcPr>
-            <w:tcW w:w="2122" w:type="dxa"/>
+            <w:tcW w:w="1565" w:type="dxa"/>
             <w:vAlign w:val="top"/>
           </w:tcPr>
           <w:p>
@@ -5776,13 +5843,13 @@
                 <w:sz w:val="16"/>
                 <w:szCs w:val="16"/>
               </w:rPr>
-              <w:t xml:space="preserve">TLS</w:t>
-            </w:r>
-          </w:p>
-        </w:tc>
-        <w:tc>
-          <w:tcPr>
-            <w:tcW w:w="6905" w:type="dxa"/>
+              <w:t xml:space="preserve">SIP</w:t>
+            </w:r>
+          </w:p>
+        </w:tc>
+        <w:tc>
+          <w:tcPr>
+            <w:tcW w:w="7462" w:type="dxa"/>
             <w:vAlign w:val="top"/>
           </w:tcPr>
           <w:p>
@@ -5802,7 +5869,7 @@
                 <w:sz w:val="16"/>
                 <w:szCs w:val="16"/>
               </w:rPr>
-              <w:t xml:space="preserve">Transport Layer Security</w:t>
+              <w:t xml:space="preserve">Session Initiation Protocol</w:t>
             </w:r>
           </w:p>
         </w:tc>
@@ -5814,7 +5881,7 @@
         </w:trPr>
         <w:tc>
           <w:tcPr>
-            <w:tcW w:w="2122" w:type="dxa"/>
+            <w:tcW w:w="1565" w:type="dxa"/>
             <w:vAlign w:val="top"/>
           </w:tcPr>
           <w:p>
@@ -5834,13 +5901,13 @@
                 <w:sz w:val="16"/>
                 <w:szCs w:val="16"/>
               </w:rPr>
-              <w:t xml:space="preserve">TOTP</w:t>
-            </w:r>
-          </w:p>
-        </w:tc>
-        <w:tc>
-          <w:tcPr>
-            <w:tcW w:w="6905" w:type="dxa"/>
+              <w:t xml:space="preserve">SIT</w:t>
+            </w:r>
+          </w:p>
+        </w:tc>
+        <w:tc>
+          <w:tcPr>
+            <w:tcW w:w="7462" w:type="dxa"/>
             <w:vAlign w:val="top"/>
           </w:tcPr>
           <w:p>
@@ -5860,7 +5927,7 @@
                 <w:sz w:val="16"/>
                 <w:szCs w:val="16"/>
               </w:rPr>
-              <w:t xml:space="preserve">Time-based one-time password</w:t>
+              <w:t xml:space="preserve">System integration testing</w:t>
             </w:r>
           </w:p>
         </w:tc>
@@ -5872,7 +5939,7 @@
         </w:trPr>
         <w:tc>
           <w:tcPr>
-            <w:tcW w:w="2122" w:type="dxa"/>
+            <w:tcW w:w="1565" w:type="dxa"/>
             <w:vAlign w:val="top"/>
           </w:tcPr>
           <w:p>
@@ -5892,13 +5959,13 @@
                 <w:sz w:val="16"/>
                 <w:szCs w:val="16"/>
               </w:rPr>
-              <w:t xml:space="preserve">UAT</w:t>
-            </w:r>
-          </w:p>
-        </w:tc>
-        <w:tc>
-          <w:tcPr>
-            <w:tcW w:w="6905" w:type="dxa"/>
+              <w:t xml:space="preserve">SMS</w:t>
+            </w:r>
+          </w:p>
+        </w:tc>
+        <w:tc>
+          <w:tcPr>
+            <w:tcW w:w="7462" w:type="dxa"/>
             <w:vAlign w:val="top"/>
           </w:tcPr>
           <w:p>
@@ -5918,7 +5985,7 @@
                 <w:sz w:val="16"/>
                 <w:szCs w:val="16"/>
               </w:rPr>
-              <w:t xml:space="preserve">User acceptance testing</w:t>
+              <w:t xml:space="preserve">Short message service</w:t>
             </w:r>
           </w:p>
         </w:tc>
@@ -5930,7 +5997,7 @@
         </w:trPr>
         <w:tc>
           <w:tcPr>
-            <w:tcW w:w="2122" w:type="dxa"/>
+            <w:tcW w:w="1565" w:type="dxa"/>
             <w:vAlign w:val="top"/>
           </w:tcPr>
           <w:p>
@@ -5950,13 +6017,13 @@
                 <w:sz w:val="16"/>
                 <w:szCs w:val="16"/>
               </w:rPr>
-              <w:t xml:space="preserve">VAT</w:t>
-            </w:r>
-          </w:p>
-        </w:tc>
-        <w:tc>
-          <w:tcPr>
-            <w:tcW w:w="6905" w:type="dxa"/>
+              <w:t xml:space="preserve">TLS</w:t>
+            </w:r>
+          </w:p>
+        </w:tc>
+        <w:tc>
+          <w:tcPr>
+            <w:tcW w:w="7462" w:type="dxa"/>
             <w:vAlign w:val="top"/>
           </w:tcPr>
           <w:p>
@@ -5976,7 +6043,7 @@
                 <w:sz w:val="16"/>
                 <w:szCs w:val="16"/>
               </w:rPr>
-              <w:t xml:space="preserve">Value added tax</w:t>
+              <w:t xml:space="preserve">Transport Layer Security</w:t>
             </w:r>
           </w:p>
         </w:tc>
@@ -5988,7 +6055,7 @@
         </w:trPr>
         <w:tc>
           <w:tcPr>
-            <w:tcW w:w="2122" w:type="dxa"/>
+            <w:tcW w:w="1565" w:type="dxa"/>
             <w:vAlign w:val="top"/>
           </w:tcPr>
           <w:p>
@@ -6008,13 +6075,13 @@
                 <w:sz w:val="16"/>
                 <w:szCs w:val="16"/>
               </w:rPr>
-              <w:t xml:space="preserve">VETC</w:t>
-            </w:r>
-          </w:p>
-        </w:tc>
-        <w:tc>
-          <w:tcPr>
-            <w:tcW w:w="6905" w:type="dxa"/>
+              <w:t xml:space="preserve">TNDS</w:t>
+            </w:r>
+          </w:p>
+        </w:tc>
+        <w:tc>
+          <w:tcPr>
+            <w:tcW w:w="7462" w:type="dxa"/>
             <w:vAlign w:val="top"/>
           </w:tcPr>
           <w:p>
@@ -6034,7 +6101,7 @@
                 <w:sz w:val="16"/>
                 <w:szCs w:val="16"/>
               </w:rPr>
-              <w:t xml:space="preserve">Vietnam Electronic Toll Collection</w:t>
+              <w:t xml:space="preserve">Compulsory motor third-party liability insurance (Bảo hiểm TNDS bắt buộc)</w:t>
             </w:r>
           </w:p>
         </w:tc>
@@ -6046,7 +6113,7 @@
         </w:trPr>
         <w:tc>
           <w:tcPr>
-            <w:tcW w:w="2122" w:type="dxa"/>
+            <w:tcW w:w="1565" w:type="dxa"/>
             <w:vAlign w:val="top"/>
           </w:tcPr>
           <w:p>
@@ -6066,13 +6133,245 @@
                 <w:sz w:val="16"/>
                 <w:szCs w:val="16"/>
               </w:rPr>
+              <w:t xml:space="preserve">TOTP</w:t>
+            </w:r>
+          </w:p>
+        </w:tc>
+        <w:tc>
+          <w:tcPr>
+            <w:tcW w:w="7462" w:type="dxa"/>
+            <w:vAlign w:val="top"/>
+          </w:tcPr>
+          <w:p>
+            <w:pPr>
+              <w:spacing w:before="60"/>
+              <w:rPr>
+                <w:rFonts w:ascii="Segoe UI" w:eastAsia="Arial" w:hAnsi="Segoe UI" w:cs="Segoe UI"/>
+                <w:color w:val="101820"/>
+                <w:sz w:val="16"/>
+                <w:szCs w:val="16"/>
+              </w:rPr>
+            </w:pPr>
+            <w:r>
+              <w:rPr>
+                <w:rFonts w:ascii="Segoe UI" w:eastAsia="Arial" w:hAnsi="Segoe UI" w:cs="Segoe UI"/>
+                <w:color w:val="101820"/>
+                <w:sz w:val="16"/>
+                <w:szCs w:val="16"/>
+              </w:rPr>
+              <w:t xml:space="preserve">Time-based one-time password</w:t>
+            </w:r>
+          </w:p>
+        </w:tc>
+      </w:tr>
+      <w:tr>
+        <w:trPr>
+          <w:cantSplit/>
+          <w:trHeight w:val="449"/>
+        </w:trPr>
+        <w:tc>
+          <w:tcPr>
+            <w:tcW w:w="1565" w:type="dxa"/>
+            <w:vAlign w:val="top"/>
+          </w:tcPr>
+          <w:p>
+            <w:pPr>
+              <w:spacing w:before="60"/>
+              <w:rPr>
+                <w:rFonts w:ascii="Segoe UI" w:eastAsia="Arial" w:hAnsi="Segoe UI" w:cs="Segoe UI"/>
+                <w:color w:val="101820"/>
+                <w:sz w:val="16"/>
+                <w:szCs w:val="16"/>
+              </w:rPr>
+            </w:pPr>
+            <w:r>
+              <w:rPr>
+                <w:rFonts w:ascii="Segoe UI" w:eastAsia="Arial" w:hAnsi="Segoe UI" w:cs="Segoe UI"/>
+                <w:color w:val="101820"/>
+                <w:sz w:val="16"/>
+                <w:szCs w:val="16"/>
+              </w:rPr>
+              <w:t xml:space="preserve">UAT</w:t>
+            </w:r>
+          </w:p>
+        </w:tc>
+        <w:tc>
+          <w:tcPr>
+            <w:tcW w:w="7462" w:type="dxa"/>
+            <w:vAlign w:val="top"/>
+          </w:tcPr>
+          <w:p>
+            <w:pPr>
+              <w:spacing w:before="60"/>
+              <w:rPr>
+                <w:rFonts w:ascii="Segoe UI" w:eastAsia="Arial" w:hAnsi="Segoe UI" w:cs="Segoe UI"/>
+                <w:color w:val="101820"/>
+                <w:sz w:val="16"/>
+                <w:szCs w:val="16"/>
+              </w:rPr>
+            </w:pPr>
+            <w:r>
+              <w:rPr>
+                <w:rFonts w:ascii="Segoe UI" w:eastAsia="Arial" w:hAnsi="Segoe UI" w:cs="Segoe UI"/>
+                <w:color w:val="101820"/>
+                <w:sz w:val="16"/>
+                <w:szCs w:val="16"/>
+              </w:rPr>
+              <w:t xml:space="preserve">User acceptance testing</w:t>
+            </w:r>
+          </w:p>
+        </w:tc>
+      </w:tr>
+      <w:tr>
+        <w:trPr>
+          <w:cantSplit/>
+          <w:trHeight w:val="449"/>
+        </w:trPr>
+        <w:tc>
+          <w:tcPr>
+            <w:tcW w:w="1565" w:type="dxa"/>
+            <w:vAlign w:val="top"/>
+          </w:tcPr>
+          <w:p>
+            <w:pPr>
+              <w:spacing w:before="60"/>
+              <w:rPr>
+                <w:rFonts w:ascii="Segoe UI" w:eastAsia="Arial" w:hAnsi="Segoe UI" w:cs="Segoe UI"/>
+                <w:color w:val="101820"/>
+                <w:sz w:val="16"/>
+                <w:szCs w:val="16"/>
+              </w:rPr>
+            </w:pPr>
+            <w:r>
+              <w:rPr>
+                <w:rFonts w:ascii="Segoe UI" w:eastAsia="Arial" w:hAnsi="Segoe UI" w:cs="Segoe UI"/>
+                <w:color w:val="101820"/>
+                <w:sz w:val="16"/>
+                <w:szCs w:val="16"/>
+              </w:rPr>
+              <w:t xml:space="preserve">VAT</w:t>
+            </w:r>
+          </w:p>
+        </w:tc>
+        <w:tc>
+          <w:tcPr>
+            <w:tcW w:w="7462" w:type="dxa"/>
+            <w:vAlign w:val="top"/>
+          </w:tcPr>
+          <w:p>
+            <w:pPr>
+              <w:spacing w:before="60"/>
+              <w:rPr>
+                <w:rFonts w:ascii="Segoe UI" w:eastAsia="Arial" w:hAnsi="Segoe UI" w:cs="Segoe UI"/>
+                <w:color w:val="101820"/>
+                <w:sz w:val="16"/>
+                <w:szCs w:val="16"/>
+              </w:rPr>
+            </w:pPr>
+            <w:r>
+              <w:rPr>
+                <w:rFonts w:ascii="Segoe UI" w:eastAsia="Arial" w:hAnsi="Segoe UI" w:cs="Segoe UI"/>
+                <w:color w:val="101820"/>
+                <w:sz w:val="16"/>
+                <w:szCs w:val="16"/>
+              </w:rPr>
+              <w:t xml:space="preserve">Value added tax</w:t>
+            </w:r>
+          </w:p>
+        </w:tc>
+      </w:tr>
+      <w:tr>
+        <w:trPr>
+          <w:cantSplit/>
+          <w:trHeight w:val="449"/>
+        </w:trPr>
+        <w:tc>
+          <w:tcPr>
+            <w:tcW w:w="1565" w:type="dxa"/>
+            <w:vAlign w:val="top"/>
+          </w:tcPr>
+          <w:p>
+            <w:pPr>
+              <w:spacing w:before="60"/>
+              <w:rPr>
+                <w:rFonts w:ascii="Segoe UI" w:eastAsia="Arial" w:hAnsi="Segoe UI" w:cs="Segoe UI"/>
+                <w:color w:val="101820"/>
+                <w:sz w:val="16"/>
+                <w:szCs w:val="16"/>
+              </w:rPr>
+            </w:pPr>
+            <w:r>
+              <w:rPr>
+                <w:rFonts w:ascii="Segoe UI" w:eastAsia="Arial" w:hAnsi="Segoe UI" w:cs="Segoe UI"/>
+                <w:color w:val="101820"/>
+                <w:sz w:val="16"/>
+                <w:szCs w:val="16"/>
+              </w:rPr>
+              <w:t xml:space="preserve">VETC</w:t>
+            </w:r>
+          </w:p>
+        </w:tc>
+        <w:tc>
+          <w:tcPr>
+            <w:tcW w:w="7462" w:type="dxa"/>
+            <w:vAlign w:val="top"/>
+          </w:tcPr>
+          <w:p>
+            <w:pPr>
+              <w:spacing w:before="60"/>
+              <w:rPr>
+                <w:rFonts w:ascii="Segoe UI" w:eastAsia="Arial" w:hAnsi="Segoe UI" w:cs="Segoe UI"/>
+                <w:color w:val="101820"/>
+                <w:sz w:val="16"/>
+                <w:szCs w:val="16"/>
+              </w:rPr>
+            </w:pPr>
+            <w:r>
+              <w:rPr>
+                <w:rFonts w:ascii="Segoe UI" w:eastAsia="Arial" w:hAnsi="Segoe UI" w:cs="Segoe UI"/>
+                <w:color w:val="101820"/>
+                <w:sz w:val="16"/>
+                <w:szCs w:val="16"/>
+              </w:rPr>
+              <w:t xml:space="preserve">Vietnam Electronic Toll Collection</w:t>
+            </w:r>
+          </w:p>
+        </w:tc>
+      </w:tr>
+      <w:tr>
+        <w:trPr>
+          <w:cantSplit/>
+          <w:trHeight w:val="449"/>
+        </w:trPr>
+        <w:tc>
+          <w:tcPr>
+            <w:tcW w:w="1565" w:type="dxa"/>
+            <w:vAlign w:val="top"/>
+          </w:tcPr>
+          <w:p>
+            <w:pPr>
+              <w:spacing w:before="60"/>
+              <w:rPr>
+                <w:rFonts w:ascii="Segoe UI" w:eastAsia="Arial" w:hAnsi="Segoe UI" w:cs="Segoe UI"/>
+                <w:color w:val="101820"/>
+                <w:sz w:val="16"/>
+                <w:szCs w:val="16"/>
+              </w:rPr>
+            </w:pPr>
+            <w:r>
+              <w:rPr>
+                <w:rFonts w:ascii="Segoe UI" w:eastAsia="Arial" w:hAnsi="Segoe UI" w:cs="Segoe UI"/>
+                <w:color w:val="101820"/>
+                <w:sz w:val="16"/>
+                <w:szCs w:val="16"/>
+              </w:rPr>
               <w:t xml:space="preserve">ZNS</w:t>
             </w:r>
           </w:p>
         </w:tc>
         <w:tc>
           <w:tcPr>
-            <w:tcW w:w="6905" w:type="dxa"/>
+            <w:tcW w:w="7462" w:type="dxa"/>
             <w:vAlign w:val="top"/>
           </w:tcPr>
           <w:p>
@@ -6148,7 +6447,7 @@
         <w:pStyle w:val="FirstParagraph"/>
       </w:pPr>
       <w:r>
-        <w:t xml:space="preserve">This document defines how the TASCO Growth Platform exchanges data with every external system: TASCO core, VETC, Zalo ZNS, the SMS provider, the voice AI vendor, partners and the TASCO data warehouse. For each integration it gives the contract, the pattern, security, idempotency, failure behaviour and the current build status. Integration teams at TASCO, VETC and each vendor build against it.</w:t>
+        <w:t xml:space="preserve">This document defines how the TASCO Growth Platform exchanges data with every external system: TASCO core, the TASCO payment gateway, VETC, Zalo ZNS, the SMS provider, the voice AI vendor, partners and the TASCO data warehouse. For each integration it gives the contract, the pattern, security, idempotency, failure behaviour and the current build status. Integration teams at TASCO, VETC and each vendor build against it.</w:t>
       </w:r>
     </w:p>
     <w:p>
@@ -7531,14 +7830,14 @@
       <w:r>
         <w:drawing>
           <wp:inline>
-            <wp:extent cx="5727700" cy="5727700"/>
+            <wp:extent cx="5705999" cy="6479999"/>
             <wp:effectExtent b="0" l="0" r="0" t="0"/>
             <wp:docPr descr="Integration context: each external system and what it exchanges with the platform" title="" id="5002" name="Picture"/>
             <a:graphic>
               <a:graphicData uri="http://schemas.openxmlformats.org/drawingml/2006/picture">
                 <pic:pic>
                   <pic:nvPicPr>
-                    <pic:cNvPr descr="/tmp/claude-0/-home-user-TASCO/19e5534d-12b5-5956-9b60-3e77efde0f49/scratchpad/gen/.cache/mermaid/8ace108dfe6cad5c.png" id="31" name="Picture"/>
+                    <pic:cNvPr descr="/home/user/TASCO/tools/docs-source/gen/.cache/mermaid/e89daa2e05604ae9.png" id="31" name="Picture"/>
                     <pic:cNvPicPr>
                       <a:picLocks noChangeArrowheads="1" noChangeAspect="1"/>
                     </pic:cNvPicPr>
@@ -7552,7 +7851,7 @@
                   <pic:spPr bwMode="auto">
                     <a:xfrm>
                       <a:off x="0" y="0"/>
-                      <a:ext cx="5727700" cy="5727700"/>
+                      <a:ext cx="5705999" cy="6479999"/>
                     </a:xfrm>
                     <a:prstGeom prst="rect">
                       <a:avLst/>
@@ -8465,7 +8764,7 @@
               <w:jc w:val="left"/>
             </w:pPr>
             <w:r>
-              <w:t xml:space="preserve">Zalo ZNS and SMS</w:t>
+              <w:t xml:space="preserve">TASCO payment gateway</w:t>
             </w:r>
           </w:p>
         </w:tc>
@@ -8481,7 +8780,7 @@
               <w:jc w:val="left"/>
             </w:pPr>
             <w:r>
-              <w:t xml:space="preserve">Platform to provider</w:t>
+              <w:t xml:space="preserve">Platform to TASCO</w:t>
             </w:r>
           </w:p>
         </w:tc>
@@ -8497,7 +8796,7 @@
               <w:jc w:val="left"/>
             </w:pPr>
             <w:r>
-              <w:t xml:space="preserve">Provider API, approved templates</w:t>
+              <w:t xml:space="preserve">Real-time REST, same contract as the wallet</w:t>
             </w:r>
           </w:p>
         </w:tc>
@@ -8529,7 +8828,7 @@
               <w:jc w:val="left"/>
             </w:pPr>
             <w:r>
-              <w:t xml:space="preserve">Yes</w:t>
+              <w:t xml:space="preserve">Scale module S3</w:t>
             </w:r>
           </w:p>
         </w:tc>
@@ -8549,7 +8848,7 @@
               <w:jc w:val="left"/>
             </w:pPr>
             <w:r>
-              <w:t xml:space="preserve">Voice AI vendor</w:t>
+              <w:t xml:space="preserve">Zalo ZNS and SMS</w:t>
             </w:r>
           </w:p>
         </w:tc>
@@ -8564,7 +8863,7 @@
               <w:jc w:val="left"/>
             </w:pPr>
             <w:r>
-              <w:t xml:space="preserve">Both</w:t>
+              <w:t xml:space="preserve">Platform to provider</w:t>
             </w:r>
           </w:p>
         </w:tc>
@@ -8579,7 +8878,7 @@
               <w:jc w:val="left"/>
             </w:pPr>
             <w:r>
-              <w:t xml:space="preserve">SIP and streaming API</w:t>
+              <w:t xml:space="preserve">Provider API, approved templates</w:t>
             </w:r>
           </w:p>
         </w:tc>
@@ -8594,7 +8893,7 @@
               <w:jc w:val="left"/>
             </w:pPr>
             <w:r>
-              <w:t xml:space="preserve">Simulated caller</w:t>
+              <w:t xml:space="preserve">Sandbox</w:t>
             </w:r>
           </w:p>
         </w:tc>
@@ -8609,7 +8908,7 @@
               <w:jc w:val="left"/>
             </w:pPr>
             <w:r>
-              <w:t xml:space="preserve">One vendor</w:t>
+              <w:t xml:space="preserve">Yes</w:t>
             </w:r>
           </w:p>
         </w:tc>
@@ -8630,7 +8929,7 @@
               <w:jc w:val="left"/>
             </w:pPr>
             <w:r>
-              <w:t xml:space="preserve">Partners</w:t>
+              <w:t xml:space="preserve">Voice AI vendor</w:t>
             </w:r>
           </w:p>
         </w:tc>
@@ -8646,7 +8945,7 @@
               <w:jc w:val="left"/>
             </w:pPr>
             <w:r>
-              <w:t xml:space="preserve">Partner to platform</w:t>
+              <w:t xml:space="preserve">Both</w:t>
             </w:r>
           </w:p>
         </w:tc>
@@ -8662,7 +8961,7 @@
               <w:jc w:val="left"/>
             </w:pPr>
             <w:r>
-              <w:t xml:space="preserve">Partner API with key scopes</w:t>
+              <w:t xml:space="preserve">SIP and streaming API</w:t>
             </w:r>
           </w:p>
         </w:tc>
@@ -8678,7 +8977,7 @@
               <w:jc w:val="left"/>
             </w:pPr>
             <w:r>
-              <w:t xml:space="preserve">Built</w:t>
+              <w:t xml:space="preserve">Simulated caller</w:t>
             </w:r>
           </w:p>
         </w:tc>
@@ -8694,7 +8993,7 @@
               <w:jc w:val="left"/>
             </w:pPr>
             <w:r>
-              <w:t xml:space="preserve">One partner</w:t>
+              <w:t xml:space="preserve">One vendor</w:t>
             </w:r>
           </w:p>
         </w:tc>
@@ -8714,7 +9013,7 @@
               <w:jc w:val="left"/>
             </w:pPr>
             <w:r>
-              <w:t xml:space="preserve">Tasco360 partner app</w:t>
+              <w:t xml:space="preserve">Partners</w:t>
             </w:r>
           </w:p>
         </w:tc>
@@ -8729,7 +9028,7 @@
               <w:jc w:val="left"/>
             </w:pPr>
             <w:r>
-              <w:t xml:space="preserve">Tasco360 to platform</w:t>
+              <w:t xml:space="preserve">Partner to platform</w:t>
             </w:r>
           </w:p>
         </w:tc>
@@ -8759,7 +9058,7 @@
               <w:jc w:val="left"/>
             </w:pPr>
             <w:r>
-              <w:t xml:space="preserve">Built (partner API)</w:t>
+              <w:t xml:space="preserve">Built</w:t>
             </w:r>
           </w:p>
         </w:tc>
@@ -8774,7 +9073,7 @@
               <w:jc w:val="left"/>
             </w:pPr>
             <w:r>
-              <w:t xml:space="preserve">Candidate first partner</w:t>
+              <w:t xml:space="preserve">One partner</w:t>
             </w:r>
           </w:p>
         </w:tc>
@@ -8795,7 +9094,7 @@
               <w:jc w:val="left"/>
             </w:pPr>
             <w:r>
-              <w:t xml:space="preserve">TASCO e-commerce site (e.baohiemtasco.vn)</w:t>
+              <w:t xml:space="preserve">Tasco360 partner app</w:t>
             </w:r>
           </w:p>
         </w:tc>
@@ -8811,7 +9110,7 @@
               <w:jc w:val="left"/>
             </w:pPr>
             <w:r>
-              <w:t xml:space="preserve">Site to platform</w:t>
+              <w:t xml:space="preserve">Tasco360 to platform</w:t>
             </w:r>
           </w:p>
         </w:tc>
@@ -8827,7 +9126,7 @@
               <w:jc w:val="left"/>
             </w:pPr>
             <w:r>
-              <w:t xml:space="preserve">Shared core rating; optional enquiry feed with consent</w:t>
+              <w:t xml:space="preserve">Partner API with key scopes</w:t>
             </w:r>
           </w:p>
         </w:tc>
@@ -8843,7 +9142,7 @@
               <w:jc w:val="left"/>
             </w:pPr>
             <w:r>
-              <w:t xml:space="preserve">Ingestion API built; feed to be agreed</w:t>
+              <w:t xml:space="preserve">Built (partner API)</w:t>
             </w:r>
           </w:p>
         </w:tc>
@@ -8859,7 +9158,7 @@
               <w:jc w:val="left"/>
             </w:pPr>
             <w:r>
-              <w:t xml:space="preserve">Scale phase</w:t>
+              <w:t xml:space="preserve">Candidate first partner</w:t>
             </w:r>
           </w:p>
         </w:tc>
@@ -8879,6 +9178,87 @@
               <w:jc w:val="left"/>
             </w:pPr>
             <w:r>
+              <w:t xml:space="preserve">TASCO e-commerce site (e.baohiemtasco.vn)</w:t>
+            </w:r>
+          </w:p>
+        </w:tc>
+        <w:tc>
+          <w:tcPr>
+            <w:tcW w:w="1272" w:type="dxa"/>
+            <w:vAlign w:val="top"/>
+          </w:tcPr>
+          <w:p>
+            <w:pPr>
+              <w:pStyle w:val="TableText"/>
+              <w:jc w:val="left"/>
+            </w:pPr>
+            <w:r>
+              <w:t xml:space="preserve">Site to platform</w:t>
+            </w:r>
+          </w:p>
+        </w:tc>
+        <w:tc>
+          <w:tcPr>
+            <w:tcW w:w="1686" w:type="dxa"/>
+            <w:vAlign w:val="top"/>
+          </w:tcPr>
+          <w:p>
+            <w:pPr>
+              <w:pStyle w:val="TableText"/>
+              <w:jc w:val="left"/>
+            </w:pPr>
+            <w:r>
+              <w:t xml:space="preserve">Shared core rating; optional enquiry feed with consent</w:t>
+            </w:r>
+          </w:p>
+        </w:tc>
+        <w:tc>
+          <w:tcPr>
+            <w:tcW w:w="2359" w:type="dxa"/>
+            <w:vAlign w:val="top"/>
+          </w:tcPr>
+          <w:p>
+            <w:pPr>
+              <w:pStyle w:val="TableText"/>
+              <w:jc w:val="left"/>
+            </w:pPr>
+            <w:r>
+              <w:t xml:space="preserve">Ingestion API built; feed to be agreed</w:t>
+            </w:r>
+          </w:p>
+        </w:tc>
+        <w:tc>
+          <w:tcPr>
+            <w:tcW w:w="1351" w:type="dxa"/>
+            <w:vAlign w:val="top"/>
+          </w:tcPr>
+          <w:p>
+            <w:pPr>
+              <w:pStyle w:val="TableText"/>
+              <w:jc w:val="left"/>
+            </w:pPr>
+            <w:r>
+              <w:t xml:space="preserve">Scale phase</w:t>
+            </w:r>
+          </w:p>
+        </w:tc>
+      </w:tr>
+      <w:tr>
+        <w:trPr>
+          <w:cantSplit/>
+        </w:trPr>
+        <w:tc>
+          <w:tcPr>
+            <w:tcW w:w="2359" w:type="dxa"/>
+            <w:shd w:val="clear" w:color="auto" w:fill="F4F7FB"/>
+            <w:vAlign w:val="top"/>
+          </w:tcPr>
+          <w:p>
+            <w:pPr>
+              <w:pStyle w:val="TableText"/>
+              <w:jc w:val="left"/>
+            </w:pPr>
+            <w:r>
               <w:t xml:space="preserve">TASCO data warehouse</w:t>
             </w:r>
           </w:p>
@@ -8886,6 +9266,7 @@
         <w:tc>
           <w:tcPr>
             <w:tcW w:w="1272" w:type="dxa"/>
+            <w:shd w:val="clear" w:color="auto" w:fill="F4F7FB"/>
             <w:vAlign w:val="top"/>
           </w:tcPr>
           <w:p>
@@ -8901,6 +9282,7 @@
         <w:tc>
           <w:tcPr>
             <w:tcW w:w="1686" w:type="dxa"/>
+            <w:shd w:val="clear" w:color="auto" w:fill="F4F7FB"/>
             <w:vAlign w:val="top"/>
           </w:tcPr>
           <w:p>
@@ -8916,6 +9298,7 @@
         <w:tc>
           <w:tcPr>
             <w:tcW w:w="2359" w:type="dxa"/>
+            <w:shd w:val="clear" w:color="auto" w:fill="F4F7FB"/>
             <w:vAlign w:val="top"/>
           </w:tcPr>
           <w:p>
@@ -8931,6 +9314,7 @@
         <w:tc>
           <w:tcPr>
             <w:tcW w:w="1351" w:type="dxa"/>
+            <w:shd w:val="clear" w:color="auto" w:fill="F4F7FB"/>
             <w:vAlign w:val="top"/>
           </w:tcPr>
           <w:p>
@@ -9782,7 +10166,7 @@
               <a:graphicData uri="http://schemas.openxmlformats.org/drawingml/2006/picture">
                 <pic:pic>
                   <pic:nvPicPr>
-                    <pic:cNvPr descr="/tmp/claude-0/-home-user-TASCO/19e5534d-12b5-5956-9b60-3e77efde0f49/scratchpad/gen/.cache/mermaid/e431d31aa6ee0bee.png" id="37" name="Picture"/>
+                    <pic:cNvPr descr="/home/user/TASCO/tools/docs-source/gen/.cache/mermaid/e431d31aa6ee0bee.png" id="37" name="Picture"/>
                     <pic:cNvPicPr>
                       <a:picLocks noChangeArrowheads="1" noChangeAspect="1"/>
                     </pic:cNvPicPr>
@@ -9837,7 +10221,7 @@
               <a:graphicData uri="http://schemas.openxmlformats.org/drawingml/2006/picture">
                 <pic:pic>
                   <pic:nvPicPr>
-                    <pic:cNvPr descr="/tmp/claude-0/-home-user-TASCO/19e5534d-12b5-5956-9b60-3e77efde0f49/scratchpad/gen/.cache/mermaid/cd81237bd17390a9.png" id="40" name="Picture"/>
+                    <pic:cNvPr descr="/home/user/TASCO/tools/docs-source/gen/.cache/mermaid/cd81237bd17390a9.png" id="40" name="Picture"/>
                     <pic:cNvPicPr>
                       <a:picLocks noChangeArrowheads="1" noChangeAspect="1"/>
                     </pic:cNvPicPr>
@@ -9892,7 +10276,7 @@
               <a:graphicData uri="http://schemas.openxmlformats.org/drawingml/2006/picture">
                 <pic:pic>
                   <pic:nvPicPr>
-                    <pic:cNvPr descr="/tmp/claude-0/-home-user-TASCO/19e5534d-12b5-5956-9b60-3e77efde0f49/scratchpad/gen/.cache/mermaid/506d663dda6cc230.png" id="43" name="Picture"/>
+                    <pic:cNvPr descr="/home/user/TASCO/tools/docs-source/gen/.cache/mermaid/506d663dda6cc230.png" id="43" name="Picture"/>
                     <pic:cNvPicPr>
                       <a:picLocks noChangeArrowheads="1" noChangeAspect="1"/>
                     </pic:cNvPicPr>
@@ -10767,7 +11151,7 @@
               <a:graphicData uri="http://schemas.openxmlformats.org/drawingml/2006/picture">
                 <pic:pic>
                   <pic:nvPicPr>
-                    <pic:cNvPr descr="/tmp/claude-0/-home-user-TASCO/19e5534d-12b5-5956-9b60-3e77efde0f49/scratchpad/gen/.cache/mermaid/8df6a420f5ac3e7f.png" id="49" name="Picture"/>
+                    <pic:cNvPr descr="/home/user/TASCO/tools/docs-source/gen/.cache/mermaid/8df6a420f5ac3e7f.png" id="49" name="Picture"/>
                     <pic:cNvPicPr>
                       <a:picLocks noChangeArrowheads="1" noChangeAspect="1"/>
                     </pic:cNvPicPr>
@@ -10822,7 +11206,7 @@
               <a:graphicData uri="http://schemas.openxmlformats.org/drawingml/2006/picture">
                 <pic:pic>
                   <pic:nvPicPr>
-                    <pic:cNvPr descr="/tmp/claude-0/-home-user-TASCO/19e5534d-12b5-5956-9b60-3e77efde0f49/scratchpad/gen/.cache/mermaid/5e4adc52b45fcd4c.png" id="52" name="Picture"/>
+                    <pic:cNvPr descr="/home/user/TASCO/tools/docs-source/gen/.cache/mermaid/5e4adc52b45fcd4c.png" id="52" name="Picture"/>
                     <pic:cNvPicPr>
                       <a:picLocks noChangeArrowheads="1" noChangeAspect="1"/>
                     </pic:cNvPicPr>
@@ -11283,7 +11667,7 @@
               <a:graphicData uri="http://schemas.openxmlformats.org/drawingml/2006/picture">
                 <pic:pic>
                   <pic:nvPicPr>
-                    <pic:cNvPr descr="/tmp/claude-0/-home-user-TASCO/19e5534d-12b5-5956-9b60-3e77efde0f49/scratchpad/gen/.cache/mermaid/5bcd2f4db63200a2.png" id="60" name="Picture"/>
+                    <pic:cNvPr descr="/home/user/TASCO/tools/docs-source/gen/.cache/mermaid/5bcd2f4db63200a2.png" id="60" name="Picture"/>
                     <pic:cNvPicPr>
                       <a:picLocks noChangeArrowheads="1" noChangeAspect="1"/>
                     </pic:cNvPicPr>
@@ -11957,7 +12341,7 @@
               <a:graphicData uri="http://schemas.openxmlformats.org/drawingml/2006/picture">
                 <pic:pic>
                   <pic:nvPicPr>
-                    <pic:cNvPr descr="/tmp/claude-0/-home-user-TASCO/19e5534d-12b5-5956-9b60-3e77efde0f49/scratchpad/gen/.cache/mermaid/8adee8fa8f87a4fc.png" id="66" name="Picture"/>
+                    <pic:cNvPr descr="/home/user/TASCO/tools/docs-source/gen/.cache/mermaid/8adee8fa8f87a4fc.png" id="66" name="Picture"/>
                     <pic:cNvPicPr>
                       <a:picLocks noChangeArrowheads="1" noChangeAspect="1"/>
                     </pic:cNvPicPr>
@@ -12012,7 +12396,7 @@
               <a:graphicData uri="http://schemas.openxmlformats.org/drawingml/2006/picture">
                 <pic:pic>
                   <pic:nvPicPr>
-                    <pic:cNvPr descr="/tmp/claude-0/-home-user-TASCO/19e5534d-12b5-5956-9b60-3e77efde0f49/scratchpad/gen/.cache/mermaid/891d22ba5eb24e12.png" id="69" name="Picture"/>
+                    <pic:cNvPr descr="/home/user/TASCO/tools/docs-source/gen/.cache/mermaid/891d22ba5eb24e12.png" id="69" name="Picture"/>
                     <pic:cNvPicPr>
                       <a:picLocks noChangeArrowheads="1" noChangeAspect="1"/>
                     </pic:cNvPicPr>
@@ -12724,7 +13108,22 @@
         <w:pStyle w:val="FirstParagraph"/>
       </w:pPr>
       <w:r>
-        <w:t xml:space="preserve">Zalo ZNS sends only pre-approved templates with typed parameters, through TASCO’s or VETC’s Official Account. The production adapter therefore sends a template id and parameters, never free text; the sandbox accepts free text, which is not how ZNS works. The flow below keeps the platform’s wording and Zalo’s templates in step.</w:t>
+        <w:t xml:space="preserve">Zalo ZNS sends only pre-approved templates with typed parameters, through TASCO’s Official Account</w:t>
+      </w:r>
+      <w:r>
+        <w:t xml:space="preserve"> </w:t>
+      </w:r>
+      <w:r>
+        <w:t xml:space="preserve">“</w:t>
+      </w:r>
+      <w:r>
+        <w:t xml:space="preserve">Bảo hiểm Tasco</w:t>
+      </w:r>
+      <w:r>
+        <w:t xml:space="preserve">”</w:t>
+      </w:r>
+      <w:r>
+        <w:t xml:space="preserve">. The production adapter therefore sends a template id and parameters, never free text; the sandbox accepts free text, which is not how ZNS works. The flow below keeps the platform’s wording and Zalo’s templates in step.</w:t>
       </w:r>
     </w:p>
     <w:p xmlns:a="http://schemas.openxmlformats.org/drawingml/2006/main" xmlns:pic="http://schemas.openxmlformats.org/drawingml/2006/picture">
@@ -12741,7 +13140,7 @@
               <a:graphicData uri="http://schemas.openxmlformats.org/drawingml/2006/picture">
                 <pic:pic>
                   <pic:nvPicPr>
-                    <pic:cNvPr descr="/tmp/claude-0/-home-user-TASCO/19e5534d-12b5-5956-9b60-3e77efde0f49/scratchpad/gen/.cache/mermaid/49c34c2d97847575.png" id="75" name="Picture"/>
+                    <pic:cNvPr descr="/home/user/TASCO/tools/docs-source/gen/.cache/mermaid/49c34c2d97847575.png" id="75" name="Picture"/>
                     <pic:cNvPicPr>
                       <a:picLocks noChangeArrowheads="1" noChangeAspect="1"/>
                     </pic:cNvPicPr>
@@ -12805,37 +13204,7 @@
         <w:pStyle w:val="FirstParagraph"/>
       </w:pPr>
       <w:r>
-        <w:t xml:space="preserve">Messages go out under a registered brandname (</w:t>
-      </w:r>
-      <w:r>
-        <w:t xml:space="preserve">“</w:t>
-      </w:r>
-      <w:r>
-        <w:t xml:space="preserve">VETC</w:t>
-      </w:r>
-      <w:r>
-        <w:t xml:space="preserve">”</w:t>
-      </w:r>
-      <w:r>
-        <w:t xml:space="preserve"> </w:t>
-      </w:r>
-      <w:r>
-        <w:t xml:space="preserve">or</w:t>
-      </w:r>
-      <w:r>
-        <w:t xml:space="preserve"> </w:t>
-      </w:r>
-      <w:r>
-        <w:t xml:space="preserve">“</w:t>
-      </w:r>
-      <w:r>
-        <w:t xml:space="preserve">TASCO</w:t>
-      </w:r>
-      <w:r>
-        <w:t xml:space="preserve">”</w:t>
-      </w:r>
-      <w:r>
-        <w:t xml:space="preserve">) through an SMS aggregator, under the anti-spam and advertising rules of Decree 91/2020/ND-CP (to be confirmed by TASCO legal). Vietnamese diacritics force UCS-2 encoding at 70 characters per segment, so templates are checked for segment count before approval.</w:t>
+        <w:t xml:space="preserve">Messages go out under a registered brandname through an SMS aggregator; today’s templates are sent in VETC’s name as the owner of the customer relationship, and the sender name is confirmed with the consent basis in discovery. They follow the anti-spam and advertising rules of Decree 91/2020/ND-CP (to be confirmed by TASCO legal). Vietnamese diacritics force UCS-2 encoding at 70 characters per segment, so templates are checked for segment count before approval.</w:t>
       </w:r>
     </w:p>
     <w:p>
@@ -13167,7 +13536,7 @@
               <w:jc w:val="left"/>
             </w:pPr>
             <w:r>
-              <w:t xml:space="preserve">The official VETC hotline or brandname number only</w:t>
+              <w:t xml:space="preserve">A registered official number only. The approved script currently introduces the assistant as VETC’s; the caller identity is agreed with TASCO and VETC before go-live.</w:t>
             </w:r>
           </w:p>
         </w:tc>
@@ -13240,7 +13609,7 @@
               <a:graphicData uri="http://schemas.openxmlformats.org/drawingml/2006/picture">
                 <pic:pic>
                   <pic:nvPicPr>
-                    <pic:cNvPr descr="/tmp/claude-0/-home-user-TASCO/19e5534d-12b5-5956-9b60-3e77efde0f49/scratchpad/gen/.cache/mermaid/6a6b23114e2534b2.png" id="81" name="Picture"/>
+                    <pic:cNvPr descr="/home/user/TASCO/tools/docs-source/gen/.cache/mermaid/6a6b23114e2534b2.png" id="81" name="Picture"/>
                     <pic:cNvPicPr>
                       <a:picLocks noChangeArrowheads="1" noChangeAspect="1"/>
                     </pic:cNvPicPr>
@@ -13295,7 +13664,7 @@
               <a:graphicData uri="http://schemas.openxmlformats.org/drawingml/2006/picture">
                 <pic:pic>
                   <pic:nvPicPr>
-                    <pic:cNvPr descr="/tmp/claude-0/-home-user-TASCO/19e5534d-12b5-5956-9b60-3e77efde0f49/scratchpad/gen/.cache/mermaid/4a02c3d151150700.png" id="84" name="Picture"/>
+                    <pic:cNvPr descr="/home/user/TASCO/tools/docs-source/gen/.cache/mermaid/4a02c3d151150700.png" id="84" name="Picture"/>
                     <pic:cNvPicPr>
                       <a:picLocks noChangeArrowheads="1" noChangeAspect="1"/>
                     </pic:cNvPicPr>
@@ -13400,7 +13769,7 @@
               <a:graphicData uri="http://schemas.openxmlformats.org/drawingml/2006/picture">
                 <pic:pic>
                   <pic:nvPicPr>
-                    <pic:cNvPr descr="/tmp/claude-0/-home-user-TASCO/19e5534d-12b5-5956-9b60-3e77efde0f49/scratchpad/gen/.cache/mermaid/930f3da1c4ebac72.png" id="89" name="Picture"/>
+                    <pic:cNvPr descr="/home/user/TASCO/tools/docs-source/gen/.cache/mermaid/930f3da1c4ebac72.png" id="89" name="Picture"/>
                     <pic:cNvPicPr>
                       <a:picLocks noChangeArrowheads="1" noChangeAspect="1"/>
                     </pic:cNvPicPr>
@@ -13455,7 +13824,7 @@
               <a:graphicData uri="http://schemas.openxmlformats.org/drawingml/2006/picture">
                 <pic:pic>
                   <pic:nvPicPr>
-                    <pic:cNvPr descr="/tmp/claude-0/-home-user-TASCO/19e5534d-12b5-5956-9b60-3e77efde0f49/scratchpad/gen/.cache/mermaid/690b25e979469bad.png" id="92" name="Picture"/>
+                    <pic:cNvPr descr="/home/user/TASCO/tools/docs-source/gen/.cache/mermaid/690b25e979469bad.png" id="92" name="Picture"/>
                     <pic:cNvPicPr>
                       <a:picLocks noChangeArrowheads="1" noChangeAspect="1"/>
                     </pic:cNvPicPr>
@@ -13955,11 +14324,11 @@
         <w:tblLook w:val="04A0" w:firstRow="1" w:lastRow="0" w:firstColumn="0" w:lastColumn="0" w:noHBand="0" w:noVBand="1"/>
       </w:tblPr>
       <w:tblGrid>
-        <w:gridCol w:w="2514"/>
+        <w:gridCol w:w="2517"/>
         <w:gridCol w:w="850"/>
-        <w:gridCol w:w="2111"/>
-        <w:gridCol w:w="2181"/>
-        <w:gridCol w:w="1371"/>
+        <w:gridCol w:w="2118"/>
+        <w:gridCol w:w="2200"/>
+        <w:gridCol w:w="1342"/>
       </w:tblGrid>
       <w:tr>
         <w:trPr>
@@ -13968,7 +14337,7 @@
         </w:trPr>
         <w:tc>
           <w:tcPr>
-            <w:tcW w:w="2514" w:type="dxa"/>
+            <w:tcW w:w="2517" w:type="dxa"/>
             <w:shd w:val="clear" w:color="auto" w:fill="0F4761"/>
             <w:vAlign w:val="center"/>
           </w:tcPr>
@@ -14006,7 +14375,7 @@
         </w:tc>
         <w:tc>
           <w:tcPr>
-            <w:tcW w:w="2111" w:type="dxa"/>
+            <w:tcW w:w="2118" w:type="dxa"/>
             <w:shd w:val="clear" w:color="auto" w:fill="0F4761"/>
             <w:vAlign w:val="center"/>
           </w:tcPr>
@@ -14025,7 +14394,7 @@
         </w:tc>
         <w:tc>
           <w:tcPr>
-            <w:tcW w:w="2181" w:type="dxa"/>
+            <w:tcW w:w="2200" w:type="dxa"/>
             <w:shd w:val="clear" w:color="auto" w:fill="0F4761"/>
             <w:vAlign w:val="center"/>
           </w:tcPr>
@@ -14044,7 +14413,7 @@
         </w:tc>
         <w:tc>
           <w:tcPr>
-            <w:tcW w:w="1371" w:type="dxa"/>
+            <w:tcW w:w="1342" w:type="dxa"/>
             <w:shd w:val="clear" w:color="auto" w:fill="0F4761"/>
             <w:vAlign w:val="center"/>
           </w:tcPr>
@@ -14068,7 +14437,7 @@
         </w:trPr>
         <w:tc>
           <w:tcPr>
-            <w:tcW w:w="2514" w:type="dxa"/>
+            <w:tcW w:w="2517" w:type="dxa"/>
             <w:vAlign w:val="top"/>
           </w:tcPr>
           <w:p>
@@ -14098,7 +14467,7 @@
         </w:tc>
         <w:tc>
           <w:tcPr>
-            <w:tcW w:w="2111" w:type="dxa"/>
+            <w:tcW w:w="2118" w:type="dxa"/>
             <w:vAlign w:val="top"/>
           </w:tcPr>
           <w:p>
@@ -14113,7 +14482,7 @@
         </w:tc>
         <w:tc>
           <w:tcPr>
-            <w:tcW w:w="2181" w:type="dxa"/>
+            <w:tcW w:w="2200" w:type="dxa"/>
             <w:vAlign w:val="top"/>
           </w:tcPr>
           <w:p>
@@ -14128,7 +14497,7 @@
         </w:tc>
         <w:tc>
           <w:tcPr>
-            <w:tcW w:w="1371" w:type="dxa"/>
+            <w:tcW w:w="1342" w:type="dxa"/>
             <w:vAlign w:val="top"/>
           </w:tcPr>
           <w:p>
@@ -14148,7 +14517,7 @@
         </w:trPr>
         <w:tc>
           <w:tcPr>
-            <w:tcW w:w="2514" w:type="dxa"/>
+            <w:tcW w:w="2517" w:type="dxa"/>
             <w:shd w:val="clear" w:color="auto" w:fill="F4F7FB"/>
             <w:vAlign w:val="top"/>
           </w:tcPr>
@@ -14180,7 +14549,7 @@
         </w:tc>
         <w:tc>
           <w:tcPr>
-            <w:tcW w:w="2111" w:type="dxa"/>
+            <w:tcW w:w="2118" w:type="dxa"/>
             <w:shd w:val="clear" w:color="auto" w:fill="F4F7FB"/>
             <w:vAlign w:val="top"/>
           </w:tcPr>
@@ -14196,7 +14565,7 @@
         </w:tc>
         <w:tc>
           <w:tcPr>
-            <w:tcW w:w="2181" w:type="dxa"/>
+            <w:tcW w:w="2200" w:type="dxa"/>
             <w:shd w:val="clear" w:color="auto" w:fill="F4F7FB"/>
             <w:vAlign w:val="top"/>
           </w:tcPr>
@@ -14212,7 +14581,7 @@
         </w:tc>
         <w:tc>
           <w:tcPr>
-            <w:tcW w:w="1371" w:type="dxa"/>
+            <w:tcW w:w="1342" w:type="dxa"/>
             <w:shd w:val="clear" w:color="auto" w:fill="F4F7FB"/>
             <w:vAlign w:val="top"/>
           </w:tcPr>
@@ -14222,7 +14591,7 @@
               <w:jc w:val="left"/>
             </w:pPr>
             <w:r>
-              <w:t xml:space="preserve">Supported by the platform; go-live with TASCO’s release plan</w:t>
+              <w:t xml:space="preserve">Scale module S3, from March 2027</w:t>
             </w:r>
           </w:p>
         </w:tc>
@@ -14233,7 +14602,7 @@
         </w:trPr>
         <w:tc>
           <w:tcPr>
-            <w:tcW w:w="2514" w:type="dxa"/>
+            <w:tcW w:w="2517" w:type="dxa"/>
             <w:vAlign w:val="top"/>
           </w:tcPr>
           <w:p>
@@ -14263,7 +14632,7 @@
         </w:tc>
         <w:tc>
           <w:tcPr>
-            <w:tcW w:w="2111" w:type="dxa"/>
+            <w:tcW w:w="2118" w:type="dxa"/>
             <w:vAlign w:val="top"/>
           </w:tcPr>
           <w:p>
@@ -14278,7 +14647,7 @@
         </w:tc>
         <w:tc>
           <w:tcPr>
-            <w:tcW w:w="2181" w:type="dxa"/>
+            <w:tcW w:w="2200" w:type="dxa"/>
             <w:vAlign w:val="top"/>
           </w:tcPr>
           <w:p>
@@ -14293,7 +14662,7 @@
         </w:tc>
         <w:tc>
           <w:tcPr>
-            <w:tcW w:w="1371" w:type="dxa"/>
+            <w:tcW w:w="1342" w:type="dxa"/>
             <w:vAlign w:val="top"/>
           </w:tcPr>
           <w:p>
@@ -14313,7 +14682,7 @@
         </w:trPr>
         <w:tc>
           <w:tcPr>
-            <w:tcW w:w="2514" w:type="dxa"/>
+            <w:tcW w:w="2517" w:type="dxa"/>
             <w:shd w:val="clear" w:color="auto" w:fill="F4F7FB"/>
             <w:vAlign w:val="top"/>
           </w:tcPr>
@@ -14345,7 +14714,7 @@
         </w:tc>
         <w:tc>
           <w:tcPr>
-            <w:tcW w:w="2111" w:type="dxa"/>
+            <w:tcW w:w="2118" w:type="dxa"/>
             <w:shd w:val="clear" w:color="auto" w:fill="F4F7FB"/>
             <w:vAlign w:val="top"/>
           </w:tcPr>
@@ -14361,7 +14730,7 @@
         </w:tc>
         <w:tc>
           <w:tcPr>
-            <w:tcW w:w="2181" w:type="dxa"/>
+            <w:tcW w:w="2200" w:type="dxa"/>
             <w:shd w:val="clear" w:color="auto" w:fill="F4F7FB"/>
             <w:vAlign w:val="top"/>
           </w:tcPr>
@@ -14377,7 +14746,7 @@
         </w:tc>
         <w:tc>
           <w:tcPr>
-            <w:tcW w:w="1371" w:type="dxa"/>
+            <w:tcW w:w="1342" w:type="dxa"/>
             <w:shd w:val="clear" w:color="auto" w:fill="F4F7FB"/>
             <w:vAlign w:val="top"/>
           </w:tcPr>
@@ -14387,7 +14756,7 @@
               <w:jc w:val="left"/>
             </w:pPr>
             <w:r>
-              <w:t xml:space="preserve">ZNS yes; Mini App in the scale phase</w:t>
+              <w:t xml:space="preserve">ZNS yes; Mini App in scale module S4</w:t>
             </w:r>
           </w:p>
         </w:tc>
@@ -14398,7 +14767,7 @@
         </w:trPr>
         <w:tc>
           <w:tcPr>
-            <w:tcW w:w="2514" w:type="dxa"/>
+            <w:tcW w:w="2517" w:type="dxa"/>
             <w:vAlign w:val="top"/>
           </w:tcPr>
           <w:p>
@@ -14428,7 +14797,7 @@
         </w:tc>
         <w:tc>
           <w:tcPr>
-            <w:tcW w:w="2111" w:type="dxa"/>
+            <w:tcW w:w="2118" w:type="dxa"/>
             <w:vAlign w:val="top"/>
           </w:tcPr>
           <w:p>
@@ -14443,7 +14812,7 @@
         </w:tc>
         <w:tc>
           <w:tcPr>
-            <w:tcW w:w="2181" w:type="dxa"/>
+            <w:tcW w:w="2200" w:type="dxa"/>
             <w:vAlign w:val="top"/>
           </w:tcPr>
           <w:p>
@@ -14458,7 +14827,7 @@
         </w:tc>
         <w:tc>
           <w:tcPr>
-            <w:tcW w:w="1371" w:type="dxa"/>
+            <w:tcW w:w="1342" w:type="dxa"/>
             <w:vAlign w:val="top"/>
           </w:tcPr>
           <w:p>
@@ -14478,7 +14847,7 @@
         </w:trPr>
         <w:tc>
           <w:tcPr>
-            <w:tcW w:w="2514" w:type="dxa"/>
+            <w:tcW w:w="2517" w:type="dxa"/>
             <w:shd w:val="clear" w:color="auto" w:fill="F4F7FB"/>
             <w:vAlign w:val="top"/>
           </w:tcPr>
@@ -14510,7 +14879,7 @@
         </w:tc>
         <w:tc>
           <w:tcPr>
-            <w:tcW w:w="2111" w:type="dxa"/>
+            <w:tcW w:w="2118" w:type="dxa"/>
             <w:shd w:val="clear" w:color="auto" w:fill="F4F7FB"/>
             <w:vAlign w:val="top"/>
           </w:tcPr>
@@ -14526,7 +14895,7 @@
         </w:tc>
         <w:tc>
           <w:tcPr>
-            <w:tcW w:w="2181" w:type="dxa"/>
+            <w:tcW w:w="2200" w:type="dxa"/>
             <w:shd w:val="clear" w:color="auto" w:fill="F4F7FB"/>
             <w:vAlign w:val="top"/>
           </w:tcPr>
@@ -14542,7 +14911,7 @@
         </w:tc>
         <w:tc>
           <w:tcPr>
-            <w:tcW w:w="1371" w:type="dxa"/>
+            <w:tcW w:w="1342" w:type="dxa"/>
             <w:shd w:val="clear" w:color="auto" w:fill="F4F7FB"/>
             <w:vAlign w:val="top"/>
           </w:tcPr>
@@ -14563,7 +14932,7 @@
         </w:trPr>
         <w:tc>
           <w:tcPr>
-            <w:tcW w:w="2514" w:type="dxa"/>
+            <w:tcW w:w="2517" w:type="dxa"/>
             <w:vAlign w:val="top"/>
           </w:tcPr>
           <w:p>
@@ -14593,7 +14962,7 @@
         </w:tc>
         <w:tc>
           <w:tcPr>
-            <w:tcW w:w="2111" w:type="dxa"/>
+            <w:tcW w:w="2118" w:type="dxa"/>
             <w:vAlign w:val="top"/>
           </w:tcPr>
           <w:p>
@@ -14608,7 +14977,7 @@
         </w:tc>
         <w:tc>
           <w:tcPr>
-            <w:tcW w:w="2181" w:type="dxa"/>
+            <w:tcW w:w="2200" w:type="dxa"/>
             <w:vAlign w:val="top"/>
           </w:tcPr>
           <w:p>
@@ -14623,7 +14992,7 @@
         </w:tc>
         <w:tc>
           <w:tcPr>
-            <w:tcW w:w="1371" w:type="dxa"/>
+            <w:tcW w:w="1342" w:type="dxa"/>
             <w:vAlign w:val="top"/>
           </w:tcPr>
           <w:p>
@@ -14643,7 +15012,7 @@
         </w:trPr>
         <w:tc>
           <w:tcPr>
-            <w:tcW w:w="2514" w:type="dxa"/>
+            <w:tcW w:w="2517" w:type="dxa"/>
             <w:shd w:val="clear" w:color="auto" w:fill="F4F7FB"/>
             <w:vAlign w:val="top"/>
           </w:tcPr>
@@ -14675,7 +15044,7 @@
         </w:tc>
         <w:tc>
           <w:tcPr>
-            <w:tcW w:w="2111" w:type="dxa"/>
+            <w:tcW w:w="2118" w:type="dxa"/>
             <w:shd w:val="clear" w:color="auto" w:fill="F4F7FB"/>
             <w:vAlign w:val="top"/>
           </w:tcPr>
@@ -14691,7 +15060,7 @@
         </w:tc>
         <w:tc>
           <w:tcPr>
-            <w:tcW w:w="2181" w:type="dxa"/>
+            <w:tcW w:w="2200" w:type="dxa"/>
             <w:shd w:val="clear" w:color="auto" w:fill="F4F7FB"/>
             <w:vAlign w:val="top"/>
           </w:tcPr>
@@ -14707,7 +15076,7 @@
         </w:tc>
         <w:tc>
           <w:tcPr>
-            <w:tcW w:w="1371" w:type="dxa"/>
+            <w:tcW w:w="1342" w:type="dxa"/>
             <w:shd w:val="clear" w:color="auto" w:fill="F4F7FB"/>
             <w:vAlign w:val="top"/>
           </w:tcPr>
@@ -15192,6 +15561,78 @@
     </w:tbl>
     <w:p>
       <w:pPr>
+        <w:pStyle w:val="Heading2"/>
+      </w:pPr>
+      <w:bookmarkStart w:id="41" w:name="_Toc300000037"/>
+      <w:r>
+        <w:t xml:space="preserve">TASCO payment gateway</w:t>
+      </w:r>
+      <w:bookmarkEnd w:id="41"/>
+    </w:p>
+    <w:p>
+      <w:pPr>
+        <w:pStyle w:val="FirstParagraph"/>
+      </w:pPr>
+      <w:r>
+        <w:t xml:space="preserve">When the customer app runs in TASCO’s app or website (</w:t>
+      </w:r>
+      <w:r>
+        <w:rPr>
+          <w:rStyle w:val="CodeChar"/>
+        </w:rPr>
+        <w:t xml:space="preserve">tasco_app</w:t>
+      </w:r>
+      <w:r>
+        <w:t xml:space="preserve"> </w:t>
+      </w:r>
+      <w:r>
+        <w:t xml:space="preserve">or</w:t>
+      </w:r>
+      <w:r>
+        <w:t xml:space="preserve"> </w:t>
+      </w:r>
+      <w:r>
+        <w:rPr>
+          <w:rStyle w:val="CodeChar"/>
+        </w:rPr>
+        <w:t xml:space="preserve">tasco_web</w:t>
+      </w:r>
+      <w:r>
+        <w:t xml:space="preserve">), payment goes through a second payment port backed by TASCO’s existing online payment gateway, the one behind e.baohiemtasco.vn. The port has the same</w:t>
+      </w:r>
+      <w:r>
+        <w:t xml:space="preserve"> </w:t>
+      </w:r>
+      <w:r>
+        <w:rPr>
+          <w:rStyle w:val="CodeChar"/>
+        </w:rPr>
+        <w:t xml:space="preserve">debit</w:t>
+      </w:r>
+      <w:r>
+        <w:t xml:space="preserve"> </w:t>
+      </w:r>
+      <w:r>
+        <w:t xml:space="preserve">and</w:t>
+      </w:r>
+      <w:r>
+        <w:t xml:space="preserve"> </w:t>
+      </w:r>
+      <w:r>
+        <w:rPr>
+          <w:rStyle w:val="CodeChar"/>
+        </w:rPr>
+        <w:t xml:space="preserve">refund</w:t>
+      </w:r>
+      <w:r>
+        <w:t xml:space="preserve"> </w:t>
+      </w:r>
+      <w:r>
+        <w:t xml:space="preserve">contract, idempotency, circuit breaker and saga refund as the wallet, so the payment and refund sequences in section 5 apply unchanged. The sales service chooses the port from the host channel in the customer’s session; the VETC app and the Zalo Mini App always use the VETC wallet. Today the port is a sandbox adapter; the real adapter is built against TASCO’s gateway specification with scale module S3, and card data never passes through the platform.</w:t>
+      </w:r>
+    </w:p>
+    <w:p>
+      <w:pPr>
         <w:pStyle w:val="Heading1"/>
         <w:numPr>
           <w:ilvl w:val="0"/>
@@ -15211,7 +15652,7 @@
           <w:spacing w:val="0"/>
         </w:rPr>
       </w:pPr>
-      <w:bookmarkStart w:id="41" w:name="_Toc300000037"/>
+      <w:bookmarkStart w:id="42" w:name="_Toc300000038"/>
       <w:r>
         <w:rPr>
           <w:rStyle w:val="BookTitle"/>
@@ -15222,7 +15663,7 @@
         </w:rPr>
         <w:t xml:space="preserve">Data warehouse and outbound feeds</w:t>
       </w:r>
-      <w:bookmarkEnd w:id="41"/>
+      <w:bookmarkEnd w:id="42"/>
     </w:p>
     <w:tbl>
       <w:tblPr>
@@ -15633,7 +16074,7 @@
           <w:spacing w:val="0"/>
         </w:rPr>
       </w:pPr>
-      <w:bookmarkStart w:id="42" w:name="_Toc300000038"/>
+      <w:bookmarkStart w:id="43" w:name="_Toc300000039"/>
       <w:r>
         <w:rPr>
           <w:rStyle w:val="BookTitle"/>
@@ -15644,7 +16085,7 @@
         </w:rPr>
         <w:t xml:space="preserve">Identity integrations</w:t>
       </w:r>
-      <w:bookmarkEnd w:id="42"/>
+      <w:bookmarkEnd w:id="43"/>
     </w:p>
     <w:tbl>
       <w:tblPr>
@@ -15920,7 +16361,7 @@
           <w:spacing w:val="0"/>
         </w:rPr>
       </w:pPr>
-      <w:bookmarkStart w:id="43" w:name="_Toc300000039"/>
+      <w:bookmarkStart w:id="44" w:name="_Toc300000040"/>
       <w:r>
         <w:rPr>
           <w:rStyle w:val="BookTitle"/>
@@ -15931,7 +16372,7 @@
         </w:rPr>
         <w:t xml:space="preserve">Proposed service levels</w:t>
       </w:r>
-      <w:bookmarkEnd w:id="43"/>
+      <w:bookmarkEnd w:id="44"/>
     </w:p>
     <w:p>
       <w:pPr>
@@ -15964,11 +16405,11 @@
         <w:tblLook w:val="04A0" w:firstRow="1" w:lastRow="0" w:firstColumn="0" w:lastColumn="0" w:noHBand="0" w:noVBand="1"/>
       </w:tblPr>
       <w:tblGrid>
-        <w:gridCol w:w="1634"/>
-        <w:gridCol w:w="1741"/>
-        <w:gridCol w:w="1728"/>
-        <w:gridCol w:w="1641"/>
-        <w:gridCol w:w="2283"/>
+        <w:gridCol w:w="1654"/>
+        <w:gridCol w:w="1738"/>
+        <w:gridCol w:w="1720"/>
+        <w:gridCol w:w="1638"/>
+        <w:gridCol w:w="2277"/>
       </w:tblGrid>
       <w:tr>
         <w:trPr>
@@ -15977,7 +16418,7 @@
         </w:trPr>
         <w:tc>
           <w:tcPr>
-            <w:tcW w:w="1634" w:type="dxa"/>
+            <w:tcW w:w="1654" w:type="dxa"/>
             <w:shd w:val="clear" w:color="auto" w:fill="0F4761"/>
             <w:vAlign w:val="center"/>
           </w:tcPr>
@@ -15996,7 +16437,7 @@
         </w:tc>
         <w:tc>
           <w:tcPr>
-            <w:tcW w:w="1741" w:type="dxa"/>
+            <w:tcW w:w="1738" w:type="dxa"/>
             <w:shd w:val="clear" w:color="auto" w:fill="0F4761"/>
             <w:vAlign w:val="center"/>
           </w:tcPr>
@@ -16015,7 +16456,7 @@
         </w:tc>
         <w:tc>
           <w:tcPr>
-            <w:tcW w:w="1728" w:type="dxa"/>
+            <w:tcW w:w="1720" w:type="dxa"/>
             <w:shd w:val="clear" w:color="auto" w:fill="0F4761"/>
             <w:vAlign w:val="center"/>
           </w:tcPr>
@@ -16034,7 +16475,7 @@
         </w:tc>
         <w:tc>
           <w:tcPr>
-            <w:tcW w:w="1641" w:type="dxa"/>
+            <w:tcW w:w="1638" w:type="dxa"/>
             <w:shd w:val="clear" w:color="auto" w:fill="0F4761"/>
             <w:vAlign w:val="center"/>
           </w:tcPr>
@@ -16053,7 +16494,7 @@
         </w:tc>
         <w:tc>
           <w:tcPr>
-            <w:tcW w:w="2283" w:type="dxa"/>
+            <w:tcW w:w="2277" w:type="dxa"/>
             <w:shd w:val="clear" w:color="auto" w:fill="0F4761"/>
             <w:vAlign w:val="center"/>
           </w:tcPr>
@@ -16077,7 +16518,7 @@
         </w:trPr>
         <w:tc>
           <w:tcPr>
-            <w:tcW w:w="1634" w:type="dxa"/>
+            <w:tcW w:w="1654" w:type="dxa"/>
             <w:vAlign w:val="top"/>
           </w:tcPr>
           <w:p>
@@ -16092,7 +16533,7 @@
         </w:tc>
         <w:tc>
           <w:tcPr>
-            <w:tcW w:w="1741" w:type="dxa"/>
+            <w:tcW w:w="1738" w:type="dxa"/>
             <w:vAlign w:val="top"/>
           </w:tcPr>
           <w:p>
@@ -16107,7 +16548,7 @@
         </w:tc>
         <w:tc>
           <w:tcPr>
-            <w:tcW w:w="1728" w:type="dxa"/>
+            <w:tcW w:w="1720" w:type="dxa"/>
             <w:vAlign w:val="top"/>
           </w:tcPr>
           <w:p>
@@ -16122,7 +16563,7 @@
         </w:tc>
         <w:tc>
           <w:tcPr>
-            <w:tcW w:w="1641" w:type="dxa"/>
+            <w:tcW w:w="1638" w:type="dxa"/>
             <w:vAlign w:val="top"/>
           </w:tcPr>
           <w:p>
@@ -16137,7 +16578,7 @@
         </w:tc>
         <w:tc>
           <w:tcPr>
-            <w:tcW w:w="2283" w:type="dxa"/>
+            <w:tcW w:w="2277" w:type="dxa"/>
             <w:vAlign w:val="top"/>
           </w:tcPr>
           <w:p>
@@ -16157,7 +16598,7 @@
         </w:trPr>
         <w:tc>
           <w:tcPr>
-            <w:tcW w:w="1634" w:type="dxa"/>
+            <w:tcW w:w="1654" w:type="dxa"/>
             <w:shd w:val="clear" w:color="auto" w:fill="F4F7FB"/>
             <w:vAlign w:val="top"/>
           </w:tcPr>
@@ -16173,7 +16614,7 @@
         </w:tc>
         <w:tc>
           <w:tcPr>
-            <w:tcW w:w="1741" w:type="dxa"/>
+            <w:tcW w:w="1738" w:type="dxa"/>
             <w:shd w:val="clear" w:color="auto" w:fill="F4F7FB"/>
             <w:vAlign w:val="top"/>
           </w:tcPr>
@@ -16189,7 +16630,7 @@
         </w:tc>
         <w:tc>
           <w:tcPr>
-            <w:tcW w:w="1728" w:type="dxa"/>
+            <w:tcW w:w="1720" w:type="dxa"/>
             <w:shd w:val="clear" w:color="auto" w:fill="F4F7FB"/>
             <w:vAlign w:val="top"/>
           </w:tcPr>
@@ -16205,7 +16646,7 @@
         </w:tc>
         <w:tc>
           <w:tcPr>
-            <w:tcW w:w="1641" w:type="dxa"/>
+            <w:tcW w:w="1638" w:type="dxa"/>
             <w:shd w:val="clear" w:color="auto" w:fill="F4F7FB"/>
             <w:vAlign w:val="top"/>
           </w:tcPr>
@@ -16221,7 +16662,7 @@
         </w:tc>
         <w:tc>
           <w:tcPr>
-            <w:tcW w:w="2283" w:type="dxa"/>
+            <w:tcW w:w="2277" w:type="dxa"/>
             <w:shd w:val="clear" w:color="auto" w:fill="F4F7FB"/>
             <w:vAlign w:val="top"/>
           </w:tcPr>
@@ -16242,7 +16683,7 @@
         </w:trPr>
         <w:tc>
           <w:tcPr>
-            <w:tcW w:w="1634" w:type="dxa"/>
+            <w:tcW w:w="1654" w:type="dxa"/>
             <w:vAlign w:val="top"/>
           </w:tcPr>
           <w:p>
@@ -16257,7 +16698,7 @@
         </w:tc>
         <w:tc>
           <w:tcPr>
-            <w:tcW w:w="1741" w:type="dxa"/>
+            <w:tcW w:w="1738" w:type="dxa"/>
             <w:vAlign w:val="top"/>
           </w:tcPr>
           <w:p>
@@ -16272,7 +16713,7 @@
         </w:tc>
         <w:tc>
           <w:tcPr>
-            <w:tcW w:w="1728" w:type="dxa"/>
+            <w:tcW w:w="1720" w:type="dxa"/>
             <w:vAlign w:val="top"/>
           </w:tcPr>
           <w:p>
@@ -16287,7 +16728,7 @@
         </w:tc>
         <w:tc>
           <w:tcPr>
-            <w:tcW w:w="1641" w:type="dxa"/>
+            <w:tcW w:w="1638" w:type="dxa"/>
             <w:vAlign w:val="top"/>
           </w:tcPr>
           <w:p>
@@ -16302,7 +16743,7 @@
         </w:tc>
         <w:tc>
           <w:tcPr>
-            <w:tcW w:w="2283" w:type="dxa"/>
+            <w:tcW w:w="2277" w:type="dxa"/>
             <w:vAlign w:val="top"/>
           </w:tcPr>
           <w:p>
@@ -16322,7 +16763,7 @@
         </w:trPr>
         <w:tc>
           <w:tcPr>
-            <w:tcW w:w="1634" w:type="dxa"/>
+            <w:tcW w:w="1654" w:type="dxa"/>
             <w:shd w:val="clear" w:color="auto" w:fill="F4F7FB"/>
             <w:vAlign w:val="top"/>
           </w:tcPr>
@@ -16332,13 +16773,13 @@
               <w:jc w:val="left"/>
             </w:pPr>
             <w:r>
-              <w:t xml:space="preserve">App push</w:t>
-            </w:r>
-          </w:p>
-        </w:tc>
-        <w:tc>
-          <w:tcPr>
-            <w:tcW w:w="1741" w:type="dxa"/>
+              <w:t xml:space="preserve">TASCO payment gateway</w:t>
+            </w:r>
+          </w:p>
+        </w:tc>
+        <w:tc>
+          <w:tcPr>
+            <w:tcW w:w="1738" w:type="dxa"/>
             <w:shd w:val="clear" w:color="auto" w:fill="F4F7FB"/>
             <w:vAlign w:val="top"/>
           </w:tcPr>
@@ -16348,13 +16789,13 @@
               <w:jc w:val="left"/>
             </w:pPr>
             <w:r>
-              <w:t xml:space="preserve">99.9%</w:t>
-            </w:r>
-          </w:p>
-        </w:tc>
-        <w:tc>
-          <w:tcPr>
-            <w:tcW w:w="1728" w:type="dxa"/>
+              <w:t xml:space="preserve">99.95%</w:t>
+            </w:r>
+          </w:p>
+        </w:tc>
+        <w:tc>
+          <w:tcPr>
+            <w:tcW w:w="1720" w:type="dxa"/>
             <w:shd w:val="clear" w:color="auto" w:fill="F4F7FB"/>
             <w:vAlign w:val="top"/>
           </w:tcPr>
@@ -16364,13 +16805,13 @@
               <w:jc w:val="left"/>
             </w:pPr>
             <w:r>
-              <w:t xml:space="preserve">500 ms to accept</w:t>
-            </w:r>
-          </w:p>
-        </w:tc>
-        <w:tc>
-          <w:tcPr>
-            <w:tcW w:w="1641" w:type="dxa"/>
+              <w:t xml:space="preserve">2 s</w:t>
+            </w:r>
+          </w:p>
+        </w:tc>
+        <w:tc>
+          <w:tcPr>
+            <w:tcW w:w="1638" w:type="dxa"/>
             <w:shd w:val="clear" w:color="auto" w:fill="F4F7FB"/>
             <w:vAlign w:val="top"/>
           </w:tcPr>
@@ -16380,13 +16821,13 @@
               <w:jc w:val="left"/>
             </w:pPr>
             <w:r>
-              <w:t xml:space="preserve">200 per second</w:t>
-            </w:r>
-          </w:p>
-        </w:tc>
-        <w:tc>
-          <w:tcPr>
-            <w:tcW w:w="2283" w:type="dxa"/>
+              <w:t xml:space="preserve">5 per second</w:t>
+            </w:r>
+          </w:p>
+        </w:tc>
+        <w:tc>
+          <w:tcPr>
+            <w:tcW w:w="2277" w:type="dxa"/>
             <w:shd w:val="clear" w:color="auto" w:fill="F4F7FB"/>
             <w:vAlign w:val="top"/>
           </w:tcPr>
@@ -16396,7 +16837,7 @@
               <w:jc w:val="left"/>
             </w:pPr>
             <w:r>
-              <w:t xml:space="preserve">Next channel in the step</w:t>
+              <w:t xml:space="preserve">As for the VETC wallet</w:t>
             </w:r>
           </w:p>
         </w:tc>
@@ -16407,67 +16848,67 @@
         </w:trPr>
         <w:tc>
           <w:tcPr>
-            <w:tcW w:w="1634" w:type="dxa"/>
-            <w:vAlign w:val="top"/>
-          </w:tcPr>
-          <w:p>
-            <w:pPr>
-              <w:pStyle w:val="TableText"/>
-              <w:jc w:val="left"/>
-            </w:pPr>
-            <w:r>
-              <w:t xml:space="preserve">Zalo ZNS</w:t>
-            </w:r>
-          </w:p>
-        </w:tc>
-        <w:tc>
-          <w:tcPr>
-            <w:tcW w:w="1741" w:type="dxa"/>
-            <w:vAlign w:val="top"/>
-          </w:tcPr>
-          <w:p>
-            <w:pPr>
-              <w:pStyle w:val="TableText"/>
-              <w:jc w:val="left"/>
-            </w:pPr>
-            <w:r>
-              <w:t xml:space="preserve">Provider terms</w:t>
-            </w:r>
-          </w:p>
-        </w:tc>
-        <w:tc>
-          <w:tcPr>
-            <w:tcW w:w="1728" w:type="dxa"/>
-            <w:vAlign w:val="top"/>
-          </w:tcPr>
-          <w:p>
-            <w:pPr>
-              <w:pStyle w:val="TableText"/>
-              <w:jc w:val="left"/>
-            </w:pPr>
-            <w:r>
-              <w:t xml:space="preserve">1 s to accept</w:t>
-            </w:r>
-          </w:p>
-        </w:tc>
-        <w:tc>
-          <w:tcPr>
-            <w:tcW w:w="1641" w:type="dxa"/>
-            <w:vAlign w:val="top"/>
-          </w:tcPr>
-          <w:p>
-            <w:pPr>
-              <w:pStyle w:val="TableText"/>
-              <w:jc w:val="left"/>
-            </w:pPr>
-            <w:r>
-              <w:t xml:space="preserve">50 per second (quota)</w:t>
-            </w:r>
-          </w:p>
-        </w:tc>
-        <w:tc>
-          <w:tcPr>
-            <w:tcW w:w="2283" w:type="dxa"/>
+            <w:tcW w:w="1654" w:type="dxa"/>
+            <w:vAlign w:val="top"/>
+          </w:tcPr>
+          <w:p>
+            <w:pPr>
+              <w:pStyle w:val="TableText"/>
+              <w:jc w:val="left"/>
+            </w:pPr>
+            <w:r>
+              <w:t xml:space="preserve">App push</w:t>
+            </w:r>
+          </w:p>
+        </w:tc>
+        <w:tc>
+          <w:tcPr>
+            <w:tcW w:w="1738" w:type="dxa"/>
+            <w:vAlign w:val="top"/>
+          </w:tcPr>
+          <w:p>
+            <w:pPr>
+              <w:pStyle w:val="TableText"/>
+              <w:jc w:val="left"/>
+            </w:pPr>
+            <w:r>
+              <w:t xml:space="preserve">99.9%</w:t>
+            </w:r>
+          </w:p>
+        </w:tc>
+        <w:tc>
+          <w:tcPr>
+            <w:tcW w:w="1720" w:type="dxa"/>
+            <w:vAlign w:val="top"/>
+          </w:tcPr>
+          <w:p>
+            <w:pPr>
+              <w:pStyle w:val="TableText"/>
+              <w:jc w:val="left"/>
+            </w:pPr>
+            <w:r>
+              <w:t xml:space="preserve">500 ms to accept</w:t>
+            </w:r>
+          </w:p>
+        </w:tc>
+        <w:tc>
+          <w:tcPr>
+            <w:tcW w:w="1638" w:type="dxa"/>
+            <w:vAlign w:val="top"/>
+          </w:tcPr>
+          <w:p>
+            <w:pPr>
+              <w:pStyle w:val="TableText"/>
+              <w:jc w:val="left"/>
+            </w:pPr>
+            <w:r>
+              <w:t xml:space="preserve">200 per second</w:t>
+            </w:r>
+          </w:p>
+        </w:tc>
+        <w:tc>
+          <w:tcPr>
+            <w:tcW w:w="2277" w:type="dxa"/>
             <w:vAlign w:val="top"/>
           </w:tcPr>
           <w:p>
@@ -16487,7 +16928,7 @@
         </w:trPr>
         <w:tc>
           <w:tcPr>
-            <w:tcW w:w="1634" w:type="dxa"/>
+            <w:tcW w:w="1654" w:type="dxa"/>
             <w:shd w:val="clear" w:color="auto" w:fill="F4F7FB"/>
             <w:vAlign w:val="top"/>
           </w:tcPr>
@@ -16497,13 +16938,13 @@
               <w:jc w:val="left"/>
             </w:pPr>
             <w:r>
-              <w:t xml:space="preserve">SMS</w:t>
-            </w:r>
-          </w:p>
-        </w:tc>
-        <w:tc>
-          <w:tcPr>
-            <w:tcW w:w="1741" w:type="dxa"/>
+              <w:t xml:space="preserve">Zalo ZNS</w:t>
+            </w:r>
+          </w:p>
+        </w:tc>
+        <w:tc>
+          <w:tcPr>
+            <w:tcW w:w="1738" w:type="dxa"/>
             <w:shd w:val="clear" w:color="auto" w:fill="F4F7FB"/>
             <w:vAlign w:val="top"/>
           </w:tcPr>
@@ -16519,7 +16960,7 @@
         </w:tc>
         <w:tc>
           <w:tcPr>
-            <w:tcW w:w="1728" w:type="dxa"/>
+            <w:tcW w:w="1720" w:type="dxa"/>
             <w:shd w:val="clear" w:color="auto" w:fill="F4F7FB"/>
             <w:vAlign w:val="top"/>
           </w:tcPr>
@@ -16535,7 +16976,7 @@
         </w:tc>
         <w:tc>
           <w:tcPr>
-            <w:tcW w:w="1641" w:type="dxa"/>
+            <w:tcW w:w="1638" w:type="dxa"/>
             <w:shd w:val="clear" w:color="auto" w:fill="F4F7FB"/>
             <w:vAlign w:val="top"/>
           </w:tcPr>
@@ -16545,13 +16986,13 @@
               <w:jc w:val="left"/>
             </w:pPr>
             <w:r>
-              <w:t xml:space="preserve">50 per second</w:t>
-            </w:r>
-          </w:p>
-        </w:tc>
-        <w:tc>
-          <w:tcPr>
-            <w:tcW w:w="2283" w:type="dxa"/>
+              <w:t xml:space="preserve">50 per second (quota)</w:t>
+            </w:r>
+          </w:p>
+        </w:tc>
+        <w:tc>
+          <w:tcPr>
+            <w:tcW w:w="2277" w:type="dxa"/>
             <w:shd w:val="clear" w:color="auto" w:fill="F4F7FB"/>
             <w:vAlign w:val="top"/>
           </w:tcPr>
@@ -16561,7 +17002,7 @@
               <w:jc w:val="left"/>
             </w:pPr>
             <w:r>
-              <w:t xml:space="preserve">Next channel or next run</w:t>
+              <w:t xml:space="preserve">Next channel in the step</w:t>
             </w:r>
           </w:p>
         </w:tc>
@@ -16572,76 +17013,76 @@
         </w:trPr>
         <w:tc>
           <w:tcPr>
-            <w:tcW w:w="1634" w:type="dxa"/>
-            <w:vAlign w:val="top"/>
-          </w:tcPr>
-          <w:p>
-            <w:pPr>
-              <w:pStyle w:val="TableText"/>
-              <w:jc w:val="left"/>
-            </w:pPr>
-            <w:r>
-              <w:t xml:space="preserve">Voice AI vendor</w:t>
-            </w:r>
-          </w:p>
-        </w:tc>
-        <w:tc>
-          <w:tcPr>
-            <w:tcW w:w="1741" w:type="dxa"/>
-            <w:vAlign w:val="top"/>
-          </w:tcPr>
-          <w:p>
-            <w:pPr>
-              <w:pStyle w:val="TableText"/>
-              <w:jc w:val="left"/>
-            </w:pPr>
-            <w:r>
-              <w:t xml:space="preserve">99.5%</w:t>
-            </w:r>
-          </w:p>
-        </w:tc>
-        <w:tc>
-          <w:tcPr>
-            <w:tcW w:w="1728" w:type="dxa"/>
-            <w:vAlign w:val="top"/>
-          </w:tcPr>
-          <w:p>
-            <w:pPr>
-              <w:pStyle w:val="TableText"/>
-              <w:jc w:val="left"/>
-            </w:pPr>
-            <w:r>
-              <w:t xml:space="preserve">Recognition 300 ms, speech 400 ms</w:t>
-            </w:r>
-          </w:p>
-        </w:tc>
-        <w:tc>
-          <w:tcPr>
-            <w:tcW w:w="1641" w:type="dxa"/>
-            <w:vAlign w:val="top"/>
-          </w:tcPr>
-          <w:p>
-            <w:pPr>
-              <w:pStyle w:val="TableText"/>
-              <w:jc w:val="left"/>
-            </w:pPr>
-            <w:r>
-              <w:t xml:space="preserve">100 concurrent calls (pilot 20)</w:t>
-            </w:r>
-          </w:p>
-        </w:tc>
-        <w:tc>
-          <w:tcPr>
-            <w:tcW w:w="2283" w:type="dxa"/>
-            <w:vAlign w:val="top"/>
-          </w:tcPr>
-          <w:p>
-            <w:pPr>
-              <w:pStyle w:val="TableText"/>
-              <w:jc w:val="left"/>
-            </w:pPr>
-            <w:r>
-              <w:t xml:space="preserve">Step retried in the next run within caps</w:t>
+            <w:tcW w:w="1654" w:type="dxa"/>
+            <w:vAlign w:val="top"/>
+          </w:tcPr>
+          <w:p>
+            <w:pPr>
+              <w:pStyle w:val="TableText"/>
+              <w:jc w:val="left"/>
+            </w:pPr>
+            <w:r>
+              <w:t xml:space="preserve">SMS</w:t>
+            </w:r>
+          </w:p>
+        </w:tc>
+        <w:tc>
+          <w:tcPr>
+            <w:tcW w:w="1738" w:type="dxa"/>
+            <w:vAlign w:val="top"/>
+          </w:tcPr>
+          <w:p>
+            <w:pPr>
+              <w:pStyle w:val="TableText"/>
+              <w:jc w:val="left"/>
+            </w:pPr>
+            <w:r>
+              <w:t xml:space="preserve">Provider terms</w:t>
+            </w:r>
+          </w:p>
+        </w:tc>
+        <w:tc>
+          <w:tcPr>
+            <w:tcW w:w="1720" w:type="dxa"/>
+            <w:vAlign w:val="top"/>
+          </w:tcPr>
+          <w:p>
+            <w:pPr>
+              <w:pStyle w:val="TableText"/>
+              <w:jc w:val="left"/>
+            </w:pPr>
+            <w:r>
+              <w:t xml:space="preserve">1 s to accept</w:t>
+            </w:r>
+          </w:p>
+        </w:tc>
+        <w:tc>
+          <w:tcPr>
+            <w:tcW w:w="1638" w:type="dxa"/>
+            <w:vAlign w:val="top"/>
+          </w:tcPr>
+          <w:p>
+            <w:pPr>
+              <w:pStyle w:val="TableText"/>
+              <w:jc w:val="left"/>
+            </w:pPr>
+            <w:r>
+              <w:t xml:space="preserve">50 per second</w:t>
+            </w:r>
+          </w:p>
+        </w:tc>
+        <w:tc>
+          <w:tcPr>
+            <w:tcW w:w="2277" w:type="dxa"/>
+            <w:vAlign w:val="top"/>
+          </w:tcPr>
+          <w:p>
+            <w:pPr>
+              <w:pStyle w:val="TableText"/>
+              <w:jc w:val="left"/>
+            </w:pPr>
+            <w:r>
+              <w:t xml:space="preserve">Next channel or next run</w:t>
             </w:r>
           </w:p>
         </w:tc>
@@ -16652,7 +17093,7 @@
         </w:trPr>
         <w:tc>
           <w:tcPr>
-            <w:tcW w:w="1634" w:type="dxa"/>
+            <w:tcW w:w="1654" w:type="dxa"/>
             <w:shd w:val="clear" w:color="auto" w:fill="F4F7FB"/>
             <w:vAlign w:val="top"/>
           </w:tcPr>
@@ -16662,14 +17103,97 @@
               <w:jc w:val="left"/>
             </w:pPr>
             <w:r>
+              <w:t xml:space="preserve">Voice AI vendor</w:t>
+            </w:r>
+          </w:p>
+        </w:tc>
+        <w:tc>
+          <w:tcPr>
+            <w:tcW w:w="1738" w:type="dxa"/>
+            <w:shd w:val="clear" w:color="auto" w:fill="F4F7FB"/>
+            <w:vAlign w:val="top"/>
+          </w:tcPr>
+          <w:p>
+            <w:pPr>
+              <w:pStyle w:val="TableText"/>
+              <w:jc w:val="left"/>
+            </w:pPr>
+            <w:r>
+              <w:t xml:space="preserve">99.5%</w:t>
+            </w:r>
+          </w:p>
+        </w:tc>
+        <w:tc>
+          <w:tcPr>
+            <w:tcW w:w="1720" w:type="dxa"/>
+            <w:shd w:val="clear" w:color="auto" w:fill="F4F7FB"/>
+            <w:vAlign w:val="top"/>
+          </w:tcPr>
+          <w:p>
+            <w:pPr>
+              <w:pStyle w:val="TableText"/>
+              <w:jc w:val="left"/>
+            </w:pPr>
+            <w:r>
+              <w:t xml:space="preserve">Recognition 300 ms, speech 400 ms</w:t>
+            </w:r>
+          </w:p>
+        </w:tc>
+        <w:tc>
+          <w:tcPr>
+            <w:tcW w:w="1638" w:type="dxa"/>
+            <w:shd w:val="clear" w:color="auto" w:fill="F4F7FB"/>
+            <w:vAlign w:val="top"/>
+          </w:tcPr>
+          <w:p>
+            <w:pPr>
+              <w:pStyle w:val="TableText"/>
+              <w:jc w:val="left"/>
+            </w:pPr>
+            <w:r>
+              <w:t xml:space="preserve">100 concurrent calls (pilot 20)</w:t>
+            </w:r>
+          </w:p>
+        </w:tc>
+        <w:tc>
+          <w:tcPr>
+            <w:tcW w:w="2277" w:type="dxa"/>
+            <w:shd w:val="clear" w:color="auto" w:fill="F4F7FB"/>
+            <w:vAlign w:val="top"/>
+          </w:tcPr>
+          <w:p>
+            <w:pPr>
+              <w:pStyle w:val="TableText"/>
+              <w:jc w:val="left"/>
+            </w:pPr>
+            <w:r>
+              <w:t xml:space="preserve">Step retried in the next run within caps</w:t>
+            </w:r>
+          </w:p>
+        </w:tc>
+      </w:tr>
+      <w:tr>
+        <w:trPr>
+          <w:cantSplit/>
+        </w:trPr>
+        <w:tc>
+          <w:tcPr>
+            <w:tcW w:w="1654" w:type="dxa"/>
+            <w:vAlign w:val="top"/>
+          </w:tcPr>
+          <w:p>
+            <w:pPr>
+              <w:pStyle w:val="TableText"/>
+              <w:jc w:val="left"/>
+            </w:pPr>
+            <w:r>
               <w:t xml:space="preserve">VETC CDC feed</w:t>
             </w:r>
           </w:p>
         </w:tc>
         <w:tc>
           <w:tcPr>
-            <w:tcW w:w="1741" w:type="dxa"/>
-            <w:shd w:val="clear" w:color="auto" w:fill="F4F7FB"/>
+            <w:tcW w:w="1738" w:type="dxa"/>
             <w:vAlign w:val="top"/>
           </w:tcPr>
           <w:p>
@@ -16684,8 +17208,7 @@
         </w:tc>
         <w:tc>
           <w:tcPr>
-            <w:tcW w:w="1728" w:type="dxa"/>
-            <w:shd w:val="clear" w:color="auto" w:fill="F4F7FB"/>
+            <w:tcW w:w="1720" w:type="dxa"/>
             <w:vAlign w:val="top"/>
           </w:tcPr>
           <w:p>
@@ -16700,8 +17223,7 @@
         </w:tc>
         <w:tc>
           <w:tcPr>
-            <w:tcW w:w="1641" w:type="dxa"/>
-            <w:shd w:val="clear" w:color="auto" w:fill="F4F7FB"/>
+            <w:tcW w:w="1638" w:type="dxa"/>
             <w:vAlign w:val="top"/>
           </w:tcPr>
           <w:p>
@@ -16716,8 +17238,7 @@
         </w:tc>
         <w:tc>
           <w:tcPr>
-            <w:tcW w:w="2283" w:type="dxa"/>
-            <w:shd w:val="clear" w:color="auto" w:fill="F4F7FB"/>
+            <w:tcW w:w="2277" w:type="dxa"/>
             <w:vAlign w:val="top"/>
           </w:tcPr>
           <w:p>
@@ -16753,7 +17274,7 @@
           <w:spacing w:val="0"/>
         </w:rPr>
       </w:pPr>
-      <w:bookmarkStart w:id="44" w:name="_Toc300000040"/>
+      <w:bookmarkStart w:id="45" w:name="_Toc300000041"/>
       <w:r>
         <w:rPr>
           <w:rStyle w:val="BookTitle"/>
@@ -16764,7 +17285,7 @@
         </w:rPr>
         <w:t xml:space="preserve">Integration testing</w:t>
       </w:r>
-      <w:bookmarkEnd w:id="44"/>
+      <w:bookmarkEnd w:id="45"/>
     </w:p>
     <w:tbl>
       <w:tblPr>
@@ -16789,9 +17310,9 @@
         <w:tblLook w:val="04A0" w:firstRow="1" w:lastRow="0" w:firstColumn="0" w:lastColumn="0" w:noHBand="0" w:noVBand="1"/>
       </w:tblPr>
       <w:tblGrid>
-        <w:gridCol w:w="1688"/>
-        <w:gridCol w:w="5265"/>
-        <w:gridCol w:w="2074"/>
+        <w:gridCol w:w="1678"/>
+        <w:gridCol w:w="5312"/>
+        <w:gridCol w:w="2037"/>
       </w:tblGrid>
       <w:tr>
         <w:trPr>
@@ -16800,7 +17321,7 @@
         </w:trPr>
         <w:tc>
           <w:tcPr>
-            <w:tcW w:w="1688" w:type="dxa"/>
+            <w:tcW w:w="1678" w:type="dxa"/>
             <w:shd w:val="clear" w:color="auto" w:fill="0F4761"/>
             <w:vAlign w:val="center"/>
           </w:tcPr>
@@ -16819,7 +17340,7 @@
         </w:tc>
         <w:tc>
           <w:tcPr>
-            <w:tcW w:w="5265" w:type="dxa"/>
+            <w:tcW w:w="5312" w:type="dxa"/>
             <w:shd w:val="clear" w:color="auto" w:fill="0F4761"/>
             <w:vAlign w:val="center"/>
           </w:tcPr>
@@ -16838,7 +17359,7 @@
         </w:tc>
         <w:tc>
           <w:tcPr>
-            <w:tcW w:w="2074" w:type="dxa"/>
+            <w:tcW w:w="2037" w:type="dxa"/>
             <w:shd w:val="clear" w:color="auto" w:fill="0F4761"/>
             <w:vAlign w:val="center"/>
           </w:tcPr>
@@ -16862,7 +17383,7 @@
         </w:trPr>
         <w:tc>
           <w:tcPr>
-            <w:tcW w:w="1688" w:type="dxa"/>
+            <w:tcW w:w="1678" w:type="dxa"/>
             <w:vAlign w:val="top"/>
           </w:tcPr>
           <w:p>
@@ -16877,7 +17398,7 @@
         </w:tc>
         <w:tc>
           <w:tcPr>
-            <w:tcW w:w="5265" w:type="dxa"/>
+            <w:tcW w:w="5312" w:type="dxa"/>
             <w:vAlign w:val="top"/>
           </w:tcPr>
           <w:p>
@@ -16892,7 +17413,7 @@
         </w:tc>
         <w:tc>
           <w:tcPr>
-            <w:tcW w:w="2074" w:type="dxa"/>
+            <w:tcW w:w="2037" w:type="dxa"/>
             <w:vAlign w:val="top"/>
           </w:tcPr>
           <w:p>
@@ -16921,7 +17442,7 @@
         </w:trPr>
         <w:tc>
           <w:tcPr>
-            <w:tcW w:w="1688" w:type="dxa"/>
+            <w:tcW w:w="1678" w:type="dxa"/>
             <w:shd w:val="clear" w:color="auto" w:fill="F4F7FB"/>
             <w:vAlign w:val="top"/>
           </w:tcPr>
@@ -16937,7 +17458,7 @@
         </w:tc>
         <w:tc>
           <w:tcPr>
-            <w:tcW w:w="5265" w:type="dxa"/>
+            <w:tcW w:w="5312" w:type="dxa"/>
             <w:shd w:val="clear" w:color="auto" w:fill="F4F7FB"/>
             <w:vAlign w:val="top"/>
           </w:tcPr>
@@ -16953,7 +17474,7 @@
         </w:tc>
         <w:tc>
           <w:tcPr>
-            <w:tcW w:w="2074" w:type="dxa"/>
+            <w:tcW w:w="2037" w:type="dxa"/>
             <w:shd w:val="clear" w:color="auto" w:fill="F4F7FB"/>
             <w:vAlign w:val="top"/>
           </w:tcPr>
@@ -16983,7 +17504,7 @@
         </w:trPr>
         <w:tc>
           <w:tcPr>
-            <w:tcW w:w="1688" w:type="dxa"/>
+            <w:tcW w:w="1678" w:type="dxa"/>
             <w:vAlign w:val="top"/>
           </w:tcPr>
           <w:p>
@@ -16998,7 +17519,7 @@
         </w:tc>
         <w:tc>
           <w:tcPr>
-            <w:tcW w:w="5265" w:type="dxa"/>
+            <w:tcW w:w="5312" w:type="dxa"/>
             <w:vAlign w:val="top"/>
           </w:tcPr>
           <w:p>
@@ -17025,7 +17546,7 @@
         </w:tc>
         <w:tc>
           <w:tcPr>
-            <w:tcW w:w="2074" w:type="dxa"/>
+            <w:tcW w:w="2037" w:type="dxa"/>
             <w:vAlign w:val="top"/>
           </w:tcPr>
           <w:p>
@@ -17054,7 +17575,7 @@
         </w:trPr>
         <w:tc>
           <w:tcPr>
-            <w:tcW w:w="1688" w:type="dxa"/>
+            <w:tcW w:w="1678" w:type="dxa"/>
             <w:shd w:val="clear" w:color="auto" w:fill="F4F7FB"/>
             <w:vAlign w:val="top"/>
           </w:tcPr>
@@ -17070,7 +17591,7 @@
         </w:tc>
         <w:tc>
           <w:tcPr>
-            <w:tcW w:w="5265" w:type="dxa"/>
+            <w:tcW w:w="5312" w:type="dxa"/>
             <w:shd w:val="clear" w:color="auto" w:fill="F4F7FB"/>
             <w:vAlign w:val="top"/>
           </w:tcPr>
@@ -17086,7 +17607,7 @@
         </w:tc>
         <w:tc>
           <w:tcPr>
-            <w:tcW w:w="2074" w:type="dxa"/>
+            <w:tcW w:w="2037" w:type="dxa"/>
             <w:shd w:val="clear" w:color="auto" w:fill="F4F7FB"/>
             <w:vAlign w:val="top"/>
           </w:tcPr>
@@ -17107,7 +17628,7 @@
         </w:trPr>
         <w:tc>
           <w:tcPr>
-            <w:tcW w:w="1688" w:type="dxa"/>
+            <w:tcW w:w="1678" w:type="dxa"/>
             <w:vAlign w:val="top"/>
           </w:tcPr>
           <w:p>
@@ -17122,22 +17643,22 @@
         </w:tc>
         <w:tc>
           <w:tcPr>
-            <w:tcW w:w="5265" w:type="dxa"/>
-            <w:vAlign w:val="top"/>
-          </w:tcPr>
-          <w:p>
-            <w:pPr>
-              <w:pStyle w:val="TableText"/>
-              <w:jc w:val="left"/>
-            </w:pPr>
-            <w:r>
-              <w:t xml:space="preserve">TASCO core UAT, VETC wallet sandbox, Zalo test account, SMS test brandname, voice vendor test trunk</w:t>
-            </w:r>
-          </w:p>
-        </w:tc>
-        <w:tc>
-          <w:tcPr>
-            <w:tcW w:w="2074" w:type="dxa"/>
+            <w:tcW w:w="5312" w:type="dxa"/>
+            <w:vAlign w:val="top"/>
+          </w:tcPr>
+          <w:p>
+            <w:pPr>
+              <w:pStyle w:val="TableText"/>
+              <w:jc w:val="left"/>
+            </w:pPr>
+            <w:r>
+              <w:t xml:space="preserve">TASCO core UAT, VETC wallet sandbox, TASCO payment gateway test account, Zalo test account, SMS test brandname, voice vendor test trunk</w:t>
+            </w:r>
+          </w:p>
+        </w:tc>
+        <w:tc>
+          <w:tcPr>
+            <w:tcW w:w="2037" w:type="dxa"/>
             <w:vAlign w:val="top"/>
           </w:tcPr>
           <w:p>
@@ -17157,7 +17678,7 @@
         </w:trPr>
         <w:tc>
           <w:tcPr>
-            <w:tcW w:w="1688" w:type="dxa"/>
+            <w:tcW w:w="1678" w:type="dxa"/>
             <w:shd w:val="clear" w:color="auto" w:fill="F4F7FB"/>
             <w:vAlign w:val="top"/>
           </w:tcPr>
@@ -17173,7 +17694,7 @@
         </w:tc>
         <w:tc>
           <w:tcPr>
-            <w:tcW w:w="5265" w:type="dxa"/>
+            <w:tcW w:w="5312" w:type="dxa"/>
             <w:shd w:val="clear" w:color="auto" w:fill="F4F7FB"/>
             <w:vAlign w:val="top"/>
           </w:tcPr>
@@ -17189,7 +17710,7 @@
         </w:tc>
         <w:tc>
           <w:tcPr>
-            <w:tcW w:w="2074" w:type="dxa"/>
+            <w:tcW w:w="2037" w:type="dxa"/>
             <w:shd w:val="clear" w:color="auto" w:fill="F4F7FB"/>
             <w:vAlign w:val="top"/>
           </w:tcPr>
@@ -17210,7 +17731,7 @@
         </w:trPr>
         <w:tc>
           <w:tcPr>
-            <w:tcW w:w="1688" w:type="dxa"/>
+            <w:tcW w:w="1678" w:type="dxa"/>
             <w:vAlign w:val="top"/>
           </w:tcPr>
           <w:p>
@@ -17225,22 +17746,22 @@
         </w:tc>
         <w:tc>
           <w:tcPr>
-            <w:tcW w:w="5265" w:type="dxa"/>
-            <w:vAlign w:val="top"/>
-          </w:tcPr>
-          <w:p>
-            <w:pPr>
-              <w:pStyle w:val="TableText"/>
-              <w:jc w:val="left"/>
-            </w:pPr>
-            <w:r>
-              <w:t xml:space="preserve">Load smoke in CI (337 requests per second, 95th percentile 103 ms, no errors on one process) and simulated caller personas</w:t>
-            </w:r>
-          </w:p>
-        </w:tc>
-        <w:tc>
-          <w:tcPr>
-            <w:tcW w:w="2074" w:type="dxa"/>
+            <w:tcW w:w="5312" w:type="dxa"/>
+            <w:vAlign w:val="top"/>
+          </w:tcPr>
+          <w:p>
+            <w:pPr>
+              <w:pStyle w:val="TableText"/>
+              <w:jc w:val="left"/>
+            </w:pPr>
+            <w:r>
+              <w:t xml:space="preserve">Load smoke in CI (194 requests per second, 95th percentile 210 ms, no errors on one process) and simulated caller personas</w:t>
+            </w:r>
+          </w:p>
+        </w:tc>
+        <w:tc>
+          <w:tcPr>
+            <w:tcW w:w="2037" w:type="dxa"/>
             <w:vAlign w:val="top"/>
           </w:tcPr>
           <w:p>
@@ -17276,7 +17797,7 @@
           <w:spacing w:val="0"/>
         </w:rPr>
       </w:pPr>
-      <w:bookmarkStart w:id="45" w:name="_Toc300000041"/>
+      <w:bookmarkStart w:id="46" w:name="_Toc300000042"/>
       <w:r>
         <w:rPr>
           <w:rStyle w:val="BookTitle"/>
@@ -17287,17 +17808,17 @@
         </w:rPr>
         <w:t xml:space="preserve">Appendix</w:t>
       </w:r>
-      <w:bookmarkEnd w:id="45"/>
+      <w:bookmarkEnd w:id="46"/>
     </w:p>
     <w:p>
       <w:pPr>
         <w:pStyle w:val="Heading2"/>
       </w:pPr>
-      <w:bookmarkStart w:id="46" w:name="_Toc300000042"/>
+      <w:bookmarkStart w:id="47" w:name="_Toc300000043"/>
       <w:r>
         <w:t xml:space="preserve">Platform error codes</w:t>
       </w:r>
-      <w:bookmarkEnd w:id="46"/>
+      <w:bookmarkEnd w:id="47"/>
     </w:p>
     <w:tbl>
       <w:tblPr>
@@ -17831,11 +18352,11 @@
       <w:pPr>
         <w:pStyle w:val="Heading2"/>
       </w:pPr>
-      <w:bookmarkStart w:id="47" w:name="_Toc300000043"/>
+      <w:bookmarkStart w:id="48" w:name="_Toc300000044"/>
       <w:r>
         <w:t xml:space="preserve">Message templates in use</w:t>
       </w:r>
-      <w:bookmarkEnd w:id="47"/>
+      <w:bookmarkEnd w:id="48"/>
     </w:p>
     <w:p>
       <w:pPr>
@@ -17867,7 +18388,7 @@
           <w:spacing w:val="0"/>
         </w:rPr>
       </w:pPr>
-      <w:bookmarkStart w:id="48" w:name="_Toc300000044"/>
+      <w:bookmarkStart w:id="49" w:name="_Toc300000045"/>
       <w:r>
         <w:rPr>
           <w:rStyle w:val="BookTitle"/>
@@ -17878,7 +18399,7 @@
         </w:rPr>
         <w:t xml:space="preserve">Sign-Off</w:t>
       </w:r>
-      <w:bookmarkEnd w:id="48"/>
+      <w:bookmarkEnd w:id="49"/>
     </w:p>
     <w:tbl>
       <w:tblPr>
@@ -17904,8 +18425,8 @@
       </w:tblPr>
       <w:tblGrid>
         <w:gridCol w:w="972"/>
-        <w:gridCol w:w="4869"/>
-        <w:gridCol w:w="2214"/>
+        <w:gridCol w:w="4810"/>
+        <w:gridCol w:w="2273"/>
         <w:gridCol w:w="972"/>
       </w:tblGrid>
       <w:tr>
@@ -17949,7 +18470,7 @@
         </w:tc>
         <w:tc>
           <w:tcPr>
-            <w:tcW w:w="4869" w:type="dxa"/>
+            <w:tcW w:w="4810" w:type="dxa"/>
             <w:shd w:val="clear" w:color="auto" w:fill="0F4761"/>
             <w:vAlign w:val="center"/>
           </w:tcPr>
@@ -17981,7 +18502,7 @@
         </w:tc>
         <w:tc>
           <w:tcPr>
-            <w:tcW w:w="2214" w:type="dxa"/>
+            <w:tcW w:w="2273" w:type="dxa"/>
             <w:shd w:val="clear" w:color="auto" w:fill="0F4761"/>
             <w:vAlign w:val="center"/>
           </w:tcPr>
@@ -18078,7 +18599,7 @@
         </w:tc>
         <w:tc>
           <w:tcPr>
-            <w:tcW w:w="4869" w:type="dxa"/>
+            <w:tcW w:w="4810" w:type="dxa"/>
             <w:vAlign w:val="top"/>
           </w:tcPr>
           <w:p>
@@ -18105,7 +18626,7 @@
         </w:tc>
         <w:tc>
           <w:tcPr>
-            <w:tcW w:w="2214" w:type="dxa"/>
+            <w:tcW w:w="2273" w:type="dxa"/>
             <w:vAlign w:val="top"/>
           </w:tcPr>
           <w:p>
@@ -18192,7 +18713,7 @@
         </w:tc>
         <w:tc>
           <w:tcPr>
-            <w:tcW w:w="4869" w:type="dxa"/>
+            <w:tcW w:w="4810" w:type="dxa"/>
             <w:vAlign w:val="top"/>
           </w:tcPr>
           <w:p>
@@ -18219,7 +18740,7 @@
         </w:tc>
         <w:tc>
           <w:tcPr>
-            <w:tcW w:w="2214" w:type="dxa"/>
+            <w:tcW w:w="2273" w:type="dxa"/>
             <w:vAlign w:val="top"/>
           </w:tcPr>
           <w:p>
@@ -18306,7 +18827,7 @@
         </w:tc>
         <w:tc>
           <w:tcPr>
-            <w:tcW w:w="4869" w:type="dxa"/>
+            <w:tcW w:w="4810" w:type="dxa"/>
             <w:vAlign w:val="top"/>
           </w:tcPr>
           <w:p>
@@ -18327,13 +18848,13 @@
                 <w:sz w:val="16"/>
                 <w:szCs w:val="16"/>
               </w:rPr>
-              <w:t xml:space="preserve">VETC data feed format and CDC availability</w:t>
-            </w:r>
-          </w:p>
-        </w:tc>
-        <w:tc>
-          <w:tcPr>
-            <w:tcW w:w="2214" w:type="dxa"/>
+              <w:t xml:space="preserve">TASCO payment gateway interface specification for the TASCO app and website (scale module S3)</w:t>
+            </w:r>
+          </w:p>
+        </w:tc>
+        <w:tc>
+          <w:tcPr>
+            <w:tcW w:w="2273" w:type="dxa"/>
             <w:vAlign w:val="top"/>
           </w:tcPr>
           <w:p>
@@ -18354,7 +18875,7 @@
                 <w:sz w:val="16"/>
                 <w:szCs w:val="16"/>
               </w:rPr>
-              <w:t xml:space="preserve">VETC Data Office</w:t>
+              <w:t xml:space="preserve">TASCO IT Architecture</w:t>
             </w:r>
           </w:p>
         </w:tc>
@@ -18420,7 +18941,7 @@
         </w:tc>
         <w:tc>
           <w:tcPr>
-            <w:tcW w:w="4869" w:type="dxa"/>
+            <w:tcW w:w="4810" w:type="dxa"/>
             <w:vAlign w:val="top"/>
           </w:tcPr>
           <w:p>
@@ -18441,13 +18962,13 @@
                 <w:sz w:val="16"/>
                 <w:szCs w:val="16"/>
               </w:rPr>
-              <w:t xml:space="preserve">Zalo ZNS template classes and SMS brandname registration</w:t>
-            </w:r>
-          </w:p>
-        </w:tc>
-        <w:tc>
-          <w:tcPr>
-            <w:tcW w:w="2214" w:type="dxa"/>
+              <w:t xml:space="preserve">Caller identity and number for automated calls (the approved script currently names VETC)</w:t>
+            </w:r>
+          </w:p>
+        </w:tc>
+        <w:tc>
+          <w:tcPr>
+            <w:tcW w:w="2273" w:type="dxa"/>
             <w:vAlign w:val="top"/>
           </w:tcPr>
           <w:p>
@@ -18468,7 +18989,7 @@
                 <w:sz w:val="16"/>
                 <w:szCs w:val="16"/>
               </w:rPr>
-              <w:t xml:space="preserve">to be confirmed by TASCO legal</w:t>
+              <w:t xml:space="preserve">TASCO Customer Experience and VETC</w:t>
             </w:r>
           </w:p>
         </w:tc>
@@ -18534,7 +19055,7 @@
         </w:tc>
         <w:tc>
           <w:tcPr>
-            <w:tcW w:w="4869" w:type="dxa"/>
+            <w:tcW w:w="4810" w:type="dxa"/>
             <w:vAlign w:val="top"/>
           </w:tcPr>
           <w:p>
@@ -18555,13 +19076,241 @@
                 <w:sz w:val="16"/>
                 <w:szCs w:val="16"/>
               </w:rPr>
+              <w:t xml:space="preserve">VETC data feed format and CDC availability</w:t>
+            </w:r>
+          </w:p>
+        </w:tc>
+        <w:tc>
+          <w:tcPr>
+            <w:tcW w:w="2273" w:type="dxa"/>
+            <w:vAlign w:val="top"/>
+          </w:tcPr>
+          <w:p>
+            <w:pPr>
+              <w:spacing w:before="60"/>
+              <w:jc w:val="center"/>
+              <w:rPr>
+                <w:rFonts w:ascii="Segoe UI" w:eastAsia="Arial" w:hAnsi="Segoe UI" w:cs="Segoe UI"/>
+                <w:color w:val="101820"/>
+                <w:sz w:val="16"/>
+                <w:szCs w:val="16"/>
+              </w:rPr>
+            </w:pPr>
+            <w:r>
+              <w:rPr>
+                <w:rFonts w:ascii="Segoe UI" w:eastAsia="Arial" w:hAnsi="Segoe UI" w:cs="Segoe UI"/>
+                <w:color w:val="101820"/>
+                <w:sz w:val="16"/>
+                <w:szCs w:val="16"/>
+              </w:rPr>
+              <w:t xml:space="preserve">VETC Data Office</w:t>
+            </w:r>
+          </w:p>
+        </w:tc>
+        <w:tc>
+          <w:tcPr>
+            <w:tcW w:w="972" w:type="dxa"/>
+            <w:vAlign w:val="top"/>
+          </w:tcPr>
+          <w:p>
+            <w:pPr>
+              <w:spacing w:before="60"/>
+              <w:jc w:val="center"/>
+              <w:rPr>
+                <w:rFonts w:ascii="Segoe UI" w:eastAsia="Arial" w:hAnsi="Segoe UI" w:cs="Segoe UI"/>
+                <w:color w:val="101820"/>
+                <w:sz w:val="16"/>
+                <w:szCs w:val="16"/>
+              </w:rPr>
+            </w:pPr>
+            <w:r>
+              <w:rPr>
+                <w:rFonts w:ascii="Segoe UI" w:eastAsia="Arial" w:hAnsi="Segoe UI" w:cs="Segoe UI"/>
+                <w:color w:val="101820"/>
+                <w:sz w:val="16"/>
+                <w:szCs w:val="16"/>
+              </w:rPr>
+              <w:t xml:space="preserve">Open</w:t>
+            </w:r>
+          </w:p>
+        </w:tc>
+      </w:tr>
+      <w:tr>
+        <w:trPr>
+          <w:cantSplit/>
+          <w:trHeight w:val="449"/>
+        </w:trPr>
+        <w:tc>
+          <w:tcPr>
+            <w:tcW w:w="972" w:type="dxa"/>
+            <w:vAlign w:val="top"/>
+          </w:tcPr>
+          <w:p>
+            <w:pPr>
+              <w:spacing w:before="60"/>
+              <w:jc w:val="center"/>
+              <w:rPr>
+                <w:rFonts w:ascii="Segoe UI" w:eastAsia="Arial" w:hAnsi="Segoe UI" w:cs="Segoe UI"/>
+                <w:color w:val="101820"/>
+                <w:sz w:val="16"/>
+                <w:szCs w:val="16"/>
+              </w:rPr>
+            </w:pPr>
+            <w:r>
+              <w:rPr>
+                <w:rFonts w:ascii="Segoe UI" w:eastAsia="Arial" w:hAnsi="Segoe UI" w:cs="Segoe UI"/>
+                <w:color w:val="101820"/>
+                <w:sz w:val="16"/>
+                <w:szCs w:val="16"/>
+              </w:rPr>
+              <w:t xml:space="preserve">6</w:t>
+            </w:r>
+          </w:p>
+        </w:tc>
+        <w:tc>
+          <w:tcPr>
+            <w:tcW w:w="4810" w:type="dxa"/>
+            <w:vAlign w:val="top"/>
+          </w:tcPr>
+          <w:p>
+            <w:pPr>
+              <w:spacing w:before="60"/>
+              <w:jc w:val="left"/>
+              <w:rPr>
+                <w:rFonts w:ascii="Segoe UI" w:eastAsia="Arial" w:hAnsi="Segoe UI" w:cs="Segoe UI"/>
+                <w:color w:val="101820"/>
+                <w:sz w:val="16"/>
+                <w:szCs w:val="16"/>
+              </w:rPr>
+            </w:pPr>
+            <w:r>
+              <w:rPr>
+                <w:rFonts w:ascii="Segoe UI" w:eastAsia="Arial" w:hAnsi="Segoe UI" w:cs="Segoe UI"/>
+                <w:color w:val="101820"/>
+                <w:sz w:val="16"/>
+                <w:szCs w:val="16"/>
+              </w:rPr>
+              <w:t xml:space="preserve">Zalo ZNS template classes and SMS brandname registration</w:t>
+            </w:r>
+          </w:p>
+        </w:tc>
+        <w:tc>
+          <w:tcPr>
+            <w:tcW w:w="2273" w:type="dxa"/>
+            <w:vAlign w:val="top"/>
+          </w:tcPr>
+          <w:p>
+            <w:pPr>
+              <w:spacing w:before="60"/>
+              <w:jc w:val="center"/>
+              <w:rPr>
+                <w:rFonts w:ascii="Segoe UI" w:eastAsia="Arial" w:hAnsi="Segoe UI" w:cs="Segoe UI"/>
+                <w:color w:val="101820"/>
+                <w:sz w:val="16"/>
+                <w:szCs w:val="16"/>
+              </w:rPr>
+            </w:pPr>
+            <w:r>
+              <w:rPr>
+                <w:rFonts w:ascii="Segoe UI" w:eastAsia="Arial" w:hAnsi="Segoe UI" w:cs="Segoe UI"/>
+                <w:color w:val="101820"/>
+                <w:sz w:val="16"/>
+                <w:szCs w:val="16"/>
+              </w:rPr>
+              <w:t xml:space="preserve">to be confirmed by TASCO legal</w:t>
+            </w:r>
+          </w:p>
+        </w:tc>
+        <w:tc>
+          <w:tcPr>
+            <w:tcW w:w="972" w:type="dxa"/>
+            <w:vAlign w:val="top"/>
+          </w:tcPr>
+          <w:p>
+            <w:pPr>
+              <w:spacing w:before="60"/>
+              <w:jc w:val="center"/>
+              <w:rPr>
+                <w:rFonts w:ascii="Segoe UI" w:eastAsia="Arial" w:hAnsi="Segoe UI" w:cs="Segoe UI"/>
+                <w:color w:val="101820"/>
+                <w:sz w:val="16"/>
+                <w:szCs w:val="16"/>
+              </w:rPr>
+            </w:pPr>
+            <w:r>
+              <w:rPr>
+                <w:rFonts w:ascii="Segoe UI" w:eastAsia="Arial" w:hAnsi="Segoe UI" w:cs="Segoe UI"/>
+                <w:color w:val="101820"/>
+                <w:sz w:val="16"/>
+                <w:szCs w:val="16"/>
+              </w:rPr>
+              <w:t xml:space="preserve">Open</w:t>
+            </w:r>
+          </w:p>
+        </w:tc>
+      </w:tr>
+      <w:tr>
+        <w:trPr>
+          <w:cantSplit/>
+          <w:trHeight w:val="449"/>
+        </w:trPr>
+        <w:tc>
+          <w:tcPr>
+            <w:tcW w:w="972" w:type="dxa"/>
+            <w:vAlign w:val="top"/>
+          </w:tcPr>
+          <w:p>
+            <w:pPr>
+              <w:spacing w:before="60"/>
+              <w:jc w:val="center"/>
+              <w:rPr>
+                <w:rFonts w:ascii="Segoe UI" w:eastAsia="Arial" w:hAnsi="Segoe UI" w:cs="Segoe UI"/>
+                <w:color w:val="101820"/>
+                <w:sz w:val="16"/>
+                <w:szCs w:val="16"/>
+              </w:rPr>
+            </w:pPr>
+            <w:r>
+              <w:rPr>
+                <w:rFonts w:ascii="Segoe UI" w:eastAsia="Arial" w:hAnsi="Segoe UI" w:cs="Segoe UI"/>
+                <w:color w:val="101820"/>
+                <w:sz w:val="16"/>
+                <w:szCs w:val="16"/>
+              </w:rPr>
+              <w:t xml:space="preserve">7</w:t>
+            </w:r>
+          </w:p>
+        </w:tc>
+        <w:tc>
+          <w:tcPr>
+            <w:tcW w:w="4810" w:type="dxa"/>
+            <w:vAlign w:val="top"/>
+          </w:tcPr>
+          <w:p>
+            <w:pPr>
+              <w:spacing w:before="60"/>
+              <w:jc w:val="left"/>
+              <w:rPr>
+                <w:rFonts w:ascii="Segoe UI" w:eastAsia="Arial" w:hAnsi="Segoe UI" w:cs="Segoe UI"/>
+                <w:color w:val="101820"/>
+                <w:sz w:val="16"/>
+                <w:szCs w:val="16"/>
+              </w:rPr>
+            </w:pPr>
+            <w:r>
+              <w:rPr>
+                <w:rFonts w:ascii="Segoe UI" w:eastAsia="Arial" w:hAnsi="Segoe UI" w:cs="Segoe UI"/>
+                <w:color w:val="101820"/>
+                <w:sz w:val="16"/>
+                <w:szCs w:val="16"/>
+              </w:rPr>
               <w:t xml:space="preserve">Call recording disclosure wording and vendor data processing agreement</w:t>
             </w:r>
           </w:p>
         </w:tc>
         <w:tc>
           <w:tcPr>
-            <w:tcW w:w="2214" w:type="dxa"/>
+            <w:tcW w:w="2273" w:type="dxa"/>
             <w:vAlign w:val="top"/>
           </w:tcPr>
           <w:p>
